--- a/reports/2026-06-cinnamon-demo/01-角色矩陣與演示腳本.docx
+++ b/reports/2026-06-cinnamon-demo/01-角色矩陣與演示腳本.docx
@@ -41,7 +41,7 @@
           <w:color w:val="555555"/>
           <w:sz w:val="24"/>
         </w:rPr>
-        <w:t>6/6 系統說明會準備文件 │ v2.11.58 │ 2026-05-29</w:t>
+        <w:t>6/6 系統說明會準備文件 │ v2.11.69 │ 2026-05-30</w:t>
       </w:r>
     </w:p>
     <w:p>
@@ -123,6 +123,145 @@
           <w:sz w:val="24"/>
         </w:rPr>
         <w:t>現階段（計畫執行期）系統管理員與計畫主持人皆由計畫團隊負責人擔任。計畫結束移交後，系統管理員仍由計畫團隊保留以維護資料完整性；計畫主持人將移交予合作社主席，由合作社接手後續日常營運。林農、審核人員之角色設計於兩階段皆保持一致。</w:t>
+      </w:r>
+    </w:p>
+    <w:p>
+      <w:pPr>
+        <w:spacing w:before="160" w:after="120"/>
+      </w:pPr>
+      <w:r>
+        <w:rPr>
+          <w:rFonts w:ascii="Times New Roman" w:hAnsi="Times New Roman" w:eastAsia="PMingLiU"/>
+          <w:b/>
+          <w:sz w:val="28"/>
+        </w:rPr>
+        <w:t>三、本版（v2.11.69）相對 5/20 demo 的關鍵變動概覽</w:t>
+      </w:r>
+    </w:p>
+    <w:p>
+      <w:pPr>
+        <w:spacing w:after="80" w:line="360" w:lineRule="auto"/>
+        <w:ind w:firstLine="482"/>
+      </w:pPr>
+      <w:r>
+        <w:rPr>
+          <w:rFonts w:ascii="Times New Roman" w:hAnsi="Times New Roman" w:eastAsia="PMingLiU"/>
+          <w:b w:val="0"/>
+          <w:sz w:val="24"/>
+        </w:rPr>
+        <w:t>自 5/20 stakeholder 說明會（v2.11.40）後，系統依各方回饋陸續釋出 11 個版本，於 5/30 dry-run 完成最終 polish 並 ship v2.11.68 / v2.11.69。對 6/6 demo 觀眾最關鍵的差異有四：</w:t>
+      </w:r>
+    </w:p>
+    <w:p>
+      <w:pPr>
+        <w:spacing w:before="160" w:after="120"/>
+        <w:ind w:firstLine="482"/>
+      </w:pPr>
+      <w:r>
+        <w:rPr>
+          <w:rFonts w:ascii="Times New Roman" w:hAnsi="Times New Roman" w:eastAsia="PMingLiU"/>
+          <w:b/>
+          <w:sz w:val="26"/>
+        </w:rPr>
+        <w:t>(一) 修枝申請主秀大幅升級</w:t>
+      </w:r>
+    </w:p>
+    <w:p>
+      <w:pPr>
+        <w:spacing w:after="80" w:line="360" w:lineRule="auto"/>
+        <w:ind w:firstLine="482"/>
+      </w:pPr>
+      <w:r>
+        <w:rPr>
+          <w:rFonts w:ascii="Times New Roman" w:hAnsi="Times New Roman" w:eastAsia="PMingLiU"/>
+          <w:b w:val="0"/>
+          <w:sz w:val="24"/>
+        </w:rPr>
+        <w:t>三層連動下拉（v2.11.55）→ 申請人姓名自動帶承租人（v2.11.63）→ 株數依面積×1800 株/ha 自動計算（v2.11.59）→ 表單即時嵌入 Leaflet 迷你地圖（v2.11.66）→申請函嵌入自製 SVG 作業位置示意圖（v2.11.67）。林農「先選作業位置 → 各欄位自動帶入」的順序由 v2.11.68 表單欄位重排定案。</w:t>
+      </w:r>
+    </w:p>
+    <w:p>
+      <w:pPr>
+        <w:spacing w:before="160" w:after="120"/>
+        <w:ind w:firstLine="482"/>
+      </w:pPr>
+      <w:r>
+        <w:rPr>
+          <w:rFonts w:ascii="Times New Roman" w:hAnsi="Times New Roman" w:eastAsia="PMingLiU"/>
+          <w:b/>
+          <w:sz w:val="26"/>
+        </w:rPr>
+        <w:t>(二) 公文整合終章</w:t>
+      </w:r>
+    </w:p>
+    <w:p>
+      <w:pPr>
+        <w:spacing w:after="80" w:line="360" w:lineRule="auto"/>
+        <w:ind w:firstLine="482"/>
+      </w:pPr>
+      <w:r>
+        <w:rPr>
+          <w:rFonts w:ascii="Times New Roman" w:hAnsi="Times New Roman" w:eastAsia="PMingLiU"/>
+          <w:b w:val="0"/>
+          <w:sz w:val="24"/>
+        </w:rPr>
+        <w:t>申請函說明改為公文體 4 點（v2.11.60）；發文字號改 Firestore runTransaction 原子產生「大雪山林業合作社（修）字第 NNN 號」確保不重號（v2.11.61）；法定許可文號亦同機制產出「林保中-土肉桂修枝-115-NNN」。電子＋紙本雙軌即時同產，紙本內容由線上記錄產生、不漂移。</w:t>
+      </w:r>
+    </w:p>
+    <w:p>
+      <w:pPr>
+        <w:spacing w:before="160" w:after="120"/>
+        <w:ind w:firstLine="482"/>
+      </w:pPr>
+      <w:r>
+        <w:rPr>
+          <w:rFonts w:ascii="Times New Roman" w:hAnsi="Times New Roman" w:eastAsia="PMingLiU"/>
+          <w:b/>
+          <w:sz w:val="26"/>
+        </w:rPr>
+        <w:t>(三) 純行政專案介面收斂</w:t>
+      </w:r>
+    </w:p>
+    <w:p>
+      <w:pPr>
+        <w:spacing w:after="80" w:line="360" w:lineRule="auto"/>
+        <w:ind w:firstLine="482"/>
+      </w:pPr>
+      <w:r>
+        <w:rPr>
+          <w:rFonts w:ascii="Times New Roman" w:hAnsi="Times New Roman" w:eastAsia="PMingLiU"/>
+          <w:b w:val="0"/>
+          <w:sz w:val="24"/>
+        </w:rPr>
+        <w:t>土肉桂專區屬純行政（非樣區調查）專案，v2.11.64 隱藏不需要的樣區/設計/儀表板分頁，v2.11.68 補強地圖頁的立木相關控制元件（著色依據／樣區邊界圖層）亦於純行政模式藏起，介面更貼合實際業務需求。</w:t>
+      </w:r>
+    </w:p>
+    <w:p>
+      <w:pPr>
+        <w:spacing w:before="160" w:after="120"/>
+        <w:ind w:firstLine="482"/>
+      </w:pPr>
+      <w:r>
+        <w:rPr>
+          <w:rFonts w:ascii="Times New Roman" w:hAnsi="Times New Roman" w:eastAsia="PMingLiU"/>
+          <w:b/>
+          <w:sz w:val="26"/>
+        </w:rPr>
+        <w:t>(四) 業務拍板：許可不預估採收量</w:t>
+      </w:r>
+    </w:p>
+    <w:p>
+      <w:pPr>
+        <w:spacing w:after="80" w:line="360" w:lineRule="auto"/>
+        <w:ind w:firstLine="482"/>
+      </w:pPr>
+      <w:r>
+        <w:rPr>
+          <w:rFonts w:ascii="Times New Roman" w:hAnsi="Times New Roman" w:eastAsia="PMingLiU"/>
+          <w:b w:val="0"/>
+          <w:sz w:val="24"/>
+        </w:rPr>
+        <w:t>v2.11.69 砍掉「核准葉片採收量 (kg)」概念。理由：土肉桂每塊地年齡不同、每株產出葉量差異大，事先預估上限反而誤導承辦與林農。改為「許可只許可修枝作業，所採取葉片重量以林農實際回報為準、不設預估上限」並於採取許可單明文宣告。核准 modal 由原本三欄位（核准量 + 效期起 + 效期迄）簡化為單欄位（效期），承辦人作業負擔降低；合作社彙整僅顯示「林農／案件數／已回報葉片採收量(kg)」三欄純累計、不對照、不算達成率。</w:t>
       </w:r>
     </w:p>
     <w:p>
@@ -1547,6 +1686,98 @@
           </w:p>
         </w:tc>
       </w:tr>
+      <w:tr>
+        <w:tc>
+          <w:tcPr>
+            <w:tcW w:type="dxa" w:w="2551"/>
+          </w:tcPr>
+          <w:p>
+            <w:r/>
+            <w:r>
+              <w:rPr>
+                <w:rFonts w:ascii="Times New Roman" w:hAnsi="Times New Roman" w:eastAsia="PMingLiU"/>
+                <w:sz w:val="20"/>
+              </w:rPr>
+              <w:t>刪除申請案（任何狀態）</w:t>
+            </w:r>
+          </w:p>
+        </w:tc>
+        <w:tc>
+          <w:tcPr>
+            <w:tcW w:type="dxa" w:w="1020"/>
+          </w:tcPr>
+          <w:p>
+            <w:r/>
+            <w:r>
+              <w:rPr>
+                <w:rFonts w:ascii="Times New Roman" w:hAnsi="Times New Roman" w:eastAsia="PMingLiU"/>
+                <w:sz w:val="20"/>
+              </w:rPr>
+              <w:t>✅</w:t>
+            </w:r>
+          </w:p>
+        </w:tc>
+        <w:tc>
+          <w:tcPr>
+            <w:tcW w:type="dxa" w:w="1020"/>
+          </w:tcPr>
+          <w:p>
+            <w:r/>
+            <w:r>
+              <w:rPr>
+                <w:rFonts w:ascii="Times New Roman" w:hAnsi="Times New Roman" w:eastAsia="PMingLiU"/>
+                <w:sz w:val="20"/>
+              </w:rPr>
+              <w:t>✅</w:t>
+            </w:r>
+          </w:p>
+        </w:tc>
+        <w:tc>
+          <w:tcPr>
+            <w:tcW w:type="dxa" w:w="1020"/>
+          </w:tcPr>
+          <w:p>
+            <w:r/>
+            <w:r>
+              <w:rPr>
+                <w:rFonts w:ascii="Times New Roman" w:hAnsi="Times New Roman" w:eastAsia="PMingLiU"/>
+                <w:sz w:val="20"/>
+              </w:rPr>
+              <w:t>⚠️（僅自己草稿）</w:t>
+            </w:r>
+          </w:p>
+        </w:tc>
+        <w:tc>
+          <w:tcPr>
+            <w:tcW w:type="dxa" w:w="1417"/>
+          </w:tcPr>
+          <w:p>
+            <w:r/>
+            <w:r>
+              <w:rPr>
+                <w:rFonts w:ascii="Times New Roman" w:hAnsi="Times New Roman" w:eastAsia="PMingLiU"/>
+                <w:sz w:val="20"/>
+              </w:rPr>
+              <w:t>❌</w:t>
+            </w:r>
+          </w:p>
+        </w:tc>
+        <w:tc>
+          <w:tcPr>
+            <w:tcW w:type="dxa" w:w="1020"/>
+          </w:tcPr>
+          <w:p>
+            <w:r/>
+            <w:r>
+              <w:rPr>
+                <w:rFonts w:ascii="Times New Roman" w:hAnsi="Times New Roman" w:eastAsia="PMingLiU"/>
+                <w:sz w:val="20"/>
+              </w:rPr>
+              <w:t>❌</w:t>
+            </w:r>
+          </w:p>
+        </w:tc>
+      </w:tr>
     </w:tbl>
     <w:p>
       <w:pPr>
@@ -1642,7 +1873,35 @@
           <w:b w:val="0"/>
           <w:sz w:val="24"/>
         </w:rPr>
-        <w:t>合作社現階段為唯讀彙整角色，主要用於共同銷售前彙整各林農已結案之葉片採收量並匯出 Excel。下一輪開發將開放合作社對申請單之留言註記功能（無否決權），協助合作社與林農溝通採收時程或品質要求。未來移交後合作社主席將升級為 pi 角色，接手日常營運。</w:t>
+        <w:t>合作社現階段為唯讀彙整角色，主要用於共同銷售前彙整各林農已結案之葉片採收量並匯出 Excel。下一輪開發（v2.11.70+）將開放合作社對申請單之留言註記功能（無否決權），協助合作社與林農溝通採收時程或品質要求。未來移交後合作社主席將升級為 pi 角色，接手日常營運。</w:t>
+      </w:r>
+    </w:p>
+    <w:p>
+      <w:pPr>
+        <w:spacing w:before="160" w:after="120"/>
+        <w:ind w:firstLine="482"/>
+      </w:pPr>
+      <w:r>
+        <w:rPr>
+          <w:rFonts w:ascii="Times New Roman" w:hAnsi="Times New Roman" w:eastAsia="PMingLiU"/>
+          <w:b/>
+          <w:sz w:val="26"/>
+        </w:rPr>
+        <w:t>(四) PI／admin 可跨狀態刪除案件</w:t>
+      </w:r>
+    </w:p>
+    <w:p>
+      <w:pPr>
+        <w:spacing w:after="80" w:line="360" w:lineRule="auto"/>
+        <w:ind w:firstLine="482"/>
+      </w:pPr>
+      <w:r>
+        <w:rPr>
+          <w:rFonts w:ascii="Times New Roman" w:hAnsi="Times New Roman" w:eastAsia="PMingLiU"/>
+          <w:b w:val="0"/>
+          <w:sz w:val="24"/>
+        </w:rPr>
+        <w:t>v2.11.62 新增 PI／admin 對申請案於任何狀態（草稿／送出／審核中／已核准／修枝作業中／已結案／已駁回）皆可刪除之後門，cascade 級聯刪除子集合 logs。確認對話框會列出申請人／林地／狀態／發文字號／法定許可文號（警示將同時失效）／累計回報量（警示子集合一併刪除）。林農 owner 仍僅限於草稿狀態刪自己的案。設計目的：管理員於 demo 後可一鍵清掉測試資料；正式啟用後亦保留管理後門以處理誤送、重送、需作廢之案件。</w:t>
       </w:r>
     </w:p>
     <w:p>
@@ -1655,7 +1914,7 @@
           <w:b/>
           <w:sz w:val="32"/>
         </w:rPr>
-        <w:t>參、目前系統已實作功能（v2.11.58）</w:t>
+        <w:t>參、目前系統已實作功能（v2.11.69）</w:t>
       </w:r>
     </w:p>
     <w:p>
@@ -1668,7 +1927,21 @@
           <w:b/>
           <w:sz w:val="28"/>
         </w:rPr>
-        <w:t>一、5 月 20 日說明會後重要更新</w:t>
+        <w:t>一、5 月 20 日說明會後重要更新總覽</w:t>
+      </w:r>
+    </w:p>
+    <w:p>
+      <w:pPr>
+        <w:spacing w:after="80" w:line="360" w:lineRule="auto"/>
+        <w:ind w:firstLine="482"/>
+      </w:pPr>
+      <w:r>
+        <w:rPr>
+          <w:rFonts w:ascii="Times New Roman" w:hAnsi="Times New Roman" w:eastAsia="PMingLiU"/>
+          <w:b w:val="0"/>
+          <w:sz w:val="24"/>
+        </w:rPr>
+        <w:t>自 v2.11.40（5/20 demo 版）起共釋出 29 個版本至 v2.11.69（6/6 demo 版）。下表列出對 6/6 demo 觀眾最有感的關鍵版本。詳細歷程請參閱 git log 與 SW service-worker.js 內嵌 changelog 註解。</w:t>
       </w:r>
     </w:p>
     <w:tbl>
@@ -1685,7 +1958,7 @@
       <w:tr>
         <w:tc>
           <w:tcPr>
-            <w:tcW w:type="dxa" w:w="1247"/>
+            <w:tcW w:type="dxa" w:w="1417"/>
             <w:shd w:fill="DCE6F1"/>
           </w:tcPr>
           <w:p>
@@ -1705,7 +1978,7 @@
         </w:tc>
         <w:tc>
           <w:tcPr>
-            <w:tcW w:type="dxa" w:w="5272"/>
+            <w:tcW w:type="dxa" w:w="5102"/>
             <w:shd w:fill="DCE6F1"/>
           </w:tcPr>
           <w:p>
@@ -1747,7 +2020,7 @@
       <w:tr>
         <w:tc>
           <w:tcPr>
-            <w:tcW w:type="dxa" w:w="1247"/>
+            <w:tcW w:type="dxa" w:w="1417"/>
           </w:tcPr>
           <w:p>
             <w:r/>
@@ -1756,13 +2029,13 @@
                 <w:rFonts w:ascii="Times New Roman" w:hAnsi="Times New Roman" w:eastAsia="PMingLiU"/>
                 <w:sz w:val="20"/>
               </w:rPr>
-              <w:t>v2.11.40</w:t>
+              <w:t>v2.11.40 (5/20)</w:t>
             </w:r>
           </w:p>
         </w:tc>
         <w:tc>
           <w:tcPr>
-            <w:tcW w:type="dxa" w:w="5272"/>
+            <w:tcW w:type="dxa" w:w="5102"/>
           </w:tcPr>
           <w:p>
             <w:r/>
@@ -1794,7 +2067,7 @@
       <w:tr>
         <w:tc>
           <w:tcPr>
-            <w:tcW w:type="dxa" w:w="1247"/>
+            <w:tcW w:type="dxa" w:w="1417"/>
           </w:tcPr>
           <w:p>
             <w:r/>
@@ -1809,7 +2082,7 @@
         </w:tc>
         <w:tc>
           <w:tcPr>
-            <w:tcW w:type="dxa" w:w="5272"/>
+            <w:tcW w:type="dxa" w:w="5102"/>
           </w:tcPr>
           <w:p>
             <w:r/>
@@ -1841,7 +2114,7 @@
       <w:tr>
         <w:tc>
           <w:tcPr>
-            <w:tcW w:type="dxa" w:w="1247"/>
+            <w:tcW w:type="dxa" w:w="1417"/>
           </w:tcPr>
           <w:p>
             <w:r/>
@@ -1856,7 +2129,7 @@
         </w:tc>
         <w:tc>
           <w:tcPr>
-            <w:tcW w:type="dxa" w:w="5272"/>
+            <w:tcW w:type="dxa" w:w="5102"/>
           </w:tcPr>
           <w:p>
             <w:r/>
@@ -1888,7 +2161,7 @@
       <w:tr>
         <w:tc>
           <w:tcPr>
-            <w:tcW w:type="dxa" w:w="1247"/>
+            <w:tcW w:type="dxa" w:w="1417"/>
           </w:tcPr>
           <w:p>
             <w:r/>
@@ -1903,7 +2176,7 @@
         </w:tc>
         <w:tc>
           <w:tcPr>
-            <w:tcW w:type="dxa" w:w="5272"/>
+            <w:tcW w:type="dxa" w:w="5102"/>
           </w:tcPr>
           <w:p>
             <w:r/>
@@ -1935,7 +2208,7 @@
       <w:tr>
         <w:tc>
           <w:tcPr>
-            <w:tcW w:type="dxa" w:w="1247"/>
+            <w:tcW w:type="dxa" w:w="1417"/>
           </w:tcPr>
           <w:p>
             <w:r/>
@@ -1950,7 +2223,7 @@
         </w:tc>
         <w:tc>
           <w:tcPr>
-            <w:tcW w:type="dxa" w:w="5272"/>
+            <w:tcW w:type="dxa" w:w="5102"/>
           </w:tcPr>
           <w:p>
             <w:r/>
@@ -1982,7 +2255,7 @@
       <w:tr>
         <w:tc>
           <w:tcPr>
-            <w:tcW w:type="dxa" w:w="1247"/>
+            <w:tcW w:type="dxa" w:w="1417"/>
           </w:tcPr>
           <w:p>
             <w:r/>
@@ -1997,7 +2270,7 @@
         </w:tc>
         <w:tc>
           <w:tcPr>
-            <w:tcW w:type="dxa" w:w="5272"/>
+            <w:tcW w:type="dxa" w:w="5102"/>
           </w:tcPr>
           <w:p>
             <w:r/>
@@ -2029,101 +2302,7 @@
       <w:tr>
         <w:tc>
           <w:tcPr>
-            <w:tcW w:type="dxa" w:w="1247"/>
-          </w:tcPr>
-          <w:p>
-            <w:r/>
-            <w:r>
-              <w:rPr>
-                <w:rFonts w:ascii="Times New Roman" w:hAnsi="Times New Roman" w:eastAsia="PMingLiU"/>
-                <w:sz w:val="20"/>
-              </w:rPr>
-              <w:t>v2.11.56</w:t>
-            </w:r>
-          </w:p>
-        </w:tc>
-        <w:tc>
-          <w:tcPr>
-            <w:tcW w:type="dxa" w:w="5272"/>
-          </w:tcPr>
-          <w:p>
-            <w:r/>
-            <w:r>
-              <w:rPr>
-                <w:rFonts w:ascii="Times New Roman" w:hAnsi="Times New Roman" w:eastAsia="PMingLiU"/>
-                <w:sz w:val="20"/>
-              </w:rPr>
-              <w:t>Picker 空清單提示精細化：區分三種無資料原因</w:t>
-            </w:r>
-          </w:p>
-        </w:tc>
-        <w:tc>
-          <w:tcPr>
-            <w:tcW w:type="dxa" w:w="1984"/>
-          </w:tcPr>
-          <w:p>
-            <w:r/>
-            <w:r>
-              <w:rPr>
-                <w:rFonts w:ascii="Times New Roman" w:hAnsi="Times New Roman" w:eastAsia="PMingLiU"/>
-                <w:sz w:val="20"/>
-              </w:rPr>
-              <w:t>admin</w:t>
-            </w:r>
-          </w:p>
-        </w:tc>
-      </w:tr>
-      <w:tr>
-        <w:tc>
-          <w:tcPr>
-            <w:tcW w:type="dxa" w:w="1247"/>
-          </w:tcPr>
-          <w:p>
-            <w:r/>
-            <w:r>
-              <w:rPr>
-                <w:rFonts w:ascii="Times New Roman" w:hAnsi="Times New Roman" w:eastAsia="PMingLiU"/>
-                <w:sz w:val="20"/>
-              </w:rPr>
-              <w:t>v2.11.57</w:t>
-            </w:r>
-          </w:p>
-        </w:tc>
-        <w:tc>
-          <w:tcPr>
-            <w:tcW w:type="dxa" w:w="5272"/>
-          </w:tcPr>
-          <w:p>
-            <w:r/>
-            <w:r>
-              <w:rPr>
-                <w:rFonts w:ascii="Times New Roman" w:hAnsi="Times New Roman" w:eastAsia="PMingLiU"/>
-                <w:sz w:val="20"/>
-              </w:rPr>
-              <w:t>HOTFIX：修 stale closure 導致 picker 不更新</w:t>
-            </w:r>
-          </w:p>
-        </w:tc>
-        <w:tc>
-          <w:tcPr>
-            <w:tcW w:type="dxa" w:w="1984"/>
-          </w:tcPr>
-          <w:p>
-            <w:r/>
-            <w:r>
-              <w:rPr>
-                <w:rFonts w:ascii="Times New Roman" w:hAnsi="Times New Roman" w:eastAsia="PMingLiU"/>
-                <w:sz w:val="20"/>
-              </w:rPr>
-              <w:t>全角色</w:t>
-            </w:r>
-          </w:p>
-        </w:tc>
-      </w:tr>
-      <w:tr>
-        <w:tc>
-          <w:tcPr>
-            <w:tcW w:type="dxa" w:w="1247"/>
+            <w:tcW w:type="dxa" w:w="1417"/>
           </w:tcPr>
           <w:p>
             <w:r/>
@@ -2138,7 +2317,7 @@
         </w:tc>
         <w:tc>
           <w:tcPr>
-            <w:tcW w:type="dxa" w:w="5272"/>
+            <w:tcW w:type="dxa" w:w="5102"/>
           </w:tcPr>
           <w:p>
             <w:r/>
@@ -2167,6 +2346,523 @@
           </w:p>
         </w:tc>
       </w:tr>
+      <w:tr>
+        <w:tc>
+          <w:tcPr>
+            <w:tcW w:type="dxa" w:w="1417"/>
+          </w:tcPr>
+          <w:p>
+            <w:r/>
+            <w:r>
+              <w:rPr>
+                <w:rFonts w:ascii="Times New Roman" w:hAnsi="Times New Roman" w:eastAsia="PMingLiU"/>
+                <w:sz w:val="20"/>
+              </w:rPr>
+              <w:t>v2.11.59</w:t>
+            </w:r>
+          </w:p>
+        </w:tc>
+        <w:tc>
+          <w:tcPr>
+            <w:tcW w:type="dxa" w:w="5102"/>
+          </w:tcPr>
+          <w:p>
+            <w:r/>
+            <w:r>
+              <w:rPr>
+                <w:rFonts w:ascii="Times New Roman" w:hAnsi="Times New Roman" w:eastAsia="PMingLiU"/>
+                <w:sz w:val="20"/>
+              </w:rPr>
+              <w:t>株數＝面積×1800 株/ha 自動連動；修枝起迄日改必填</w:t>
+            </w:r>
+          </w:p>
+        </w:tc>
+        <w:tc>
+          <w:tcPr>
+            <w:tcW w:type="dxa" w:w="1984"/>
+          </w:tcPr>
+          <w:p>
+            <w:r/>
+            <w:r>
+              <w:rPr>
+                <w:rFonts w:ascii="Times New Roman" w:hAnsi="Times New Roman" w:eastAsia="PMingLiU"/>
+                <w:sz w:val="20"/>
+              </w:rPr>
+              <w:t>surveyor</w:t>
+            </w:r>
+          </w:p>
+        </w:tc>
+      </w:tr>
+      <w:tr>
+        <w:tc>
+          <w:tcPr>
+            <w:tcW w:type="dxa" w:w="1417"/>
+          </w:tcPr>
+          <w:p>
+            <w:r/>
+            <w:r>
+              <w:rPr>
+                <w:rFonts w:ascii="Times New Roman" w:hAnsi="Times New Roman" w:eastAsia="PMingLiU"/>
+                <w:sz w:val="20"/>
+              </w:rPr>
+              <w:t>v2.11.60</w:t>
+            </w:r>
+          </w:p>
+        </w:tc>
+        <w:tc>
+          <w:tcPr>
+            <w:tcW w:type="dxa" w:w="5102"/>
+          </w:tcPr>
+          <w:p>
+            <w:r/>
+            <w:r>
+              <w:rPr>
+                <w:rFonts w:ascii="Times New Roman" w:hAnsi="Times New Roman" w:eastAsia="PMingLiU"/>
+                <w:sz w:val="20"/>
+              </w:rPr>
+              <w:t>申請函說明改公文體 4 點（撫育／原則／詳如表列／系統聲明）</w:t>
+            </w:r>
+          </w:p>
+        </w:tc>
+        <w:tc>
+          <w:tcPr>
+            <w:tcW w:type="dxa" w:w="1984"/>
+          </w:tcPr>
+          <w:p>
+            <w:r/>
+            <w:r>
+              <w:rPr>
+                <w:rFonts w:ascii="Times New Roman" w:hAnsi="Times New Roman" w:eastAsia="PMingLiU"/>
+                <w:sz w:val="20"/>
+              </w:rPr>
+              <w:t>surveyor + 承辦</w:t>
+            </w:r>
+          </w:p>
+        </w:tc>
+      </w:tr>
+      <w:tr>
+        <w:tc>
+          <w:tcPr>
+            <w:tcW w:type="dxa" w:w="1417"/>
+          </w:tcPr>
+          <w:p>
+            <w:r/>
+            <w:r>
+              <w:rPr>
+                <w:rFonts w:ascii="Times New Roman" w:hAnsi="Times New Roman" w:eastAsia="PMingLiU"/>
+                <w:sz w:val="20"/>
+              </w:rPr>
+              <w:t>v2.11.61</w:t>
+            </w:r>
+          </w:p>
+        </w:tc>
+        <w:tc>
+          <w:tcPr>
+            <w:tcW w:type="dxa" w:w="5102"/>
+          </w:tcPr>
+          <w:p>
+            <w:r/>
+            <w:r>
+              <w:rPr>
+                <w:rFonts w:ascii="Times New Roman" w:hAnsi="Times New Roman" w:eastAsia="PMingLiU"/>
+                <w:sz w:val="20"/>
+              </w:rPr>
+              <w:t>發文字號 runTransaction 原子產生「大雪山林業合作社（修）字第 NNN 號」</w:t>
+            </w:r>
+          </w:p>
+        </w:tc>
+        <w:tc>
+          <w:tcPr>
+            <w:tcW w:type="dxa" w:w="1984"/>
+          </w:tcPr>
+          <w:p>
+            <w:r/>
+            <w:r>
+              <w:rPr>
+                <w:rFonts w:ascii="Times New Roman" w:hAnsi="Times New Roman" w:eastAsia="PMingLiU"/>
+                <w:sz w:val="20"/>
+              </w:rPr>
+              <w:t>surveyor</w:t>
+            </w:r>
+          </w:p>
+        </w:tc>
+      </w:tr>
+      <w:tr>
+        <w:tc>
+          <w:tcPr>
+            <w:tcW w:type="dxa" w:w="1417"/>
+          </w:tcPr>
+          <w:p>
+            <w:r/>
+            <w:r>
+              <w:rPr>
+                <w:rFonts w:ascii="Times New Roman" w:hAnsi="Times New Roman" w:eastAsia="PMingLiU"/>
+                <w:sz w:val="20"/>
+              </w:rPr>
+              <w:t>v2.11.62</w:t>
+            </w:r>
+          </w:p>
+        </w:tc>
+        <w:tc>
+          <w:tcPr>
+            <w:tcW w:type="dxa" w:w="5102"/>
+          </w:tcPr>
+          <w:p>
+            <w:r/>
+            <w:r>
+              <w:rPr>
+                <w:rFonts w:ascii="Times New Roman" w:hAnsi="Times New Roman" w:eastAsia="PMingLiU"/>
+                <w:sz w:val="20"/>
+              </w:rPr>
+              <w:t>PI／admin 可刪除申請案任何狀態（cascade logs）</w:t>
+            </w:r>
+          </w:p>
+        </w:tc>
+        <w:tc>
+          <w:tcPr>
+            <w:tcW w:type="dxa" w:w="1984"/>
+          </w:tcPr>
+          <w:p>
+            <w:r/>
+            <w:r>
+              <w:rPr>
+                <w:rFonts w:ascii="Times New Roman" w:hAnsi="Times New Roman" w:eastAsia="PMingLiU"/>
+                <w:sz w:val="20"/>
+              </w:rPr>
+              <w:t>admin / pi</w:t>
+            </w:r>
+          </w:p>
+        </w:tc>
+      </w:tr>
+      <w:tr>
+        <w:tc>
+          <w:tcPr>
+            <w:tcW w:type="dxa" w:w="1417"/>
+          </w:tcPr>
+          <w:p>
+            <w:r/>
+            <w:r>
+              <w:rPr>
+                <w:rFonts w:ascii="Times New Roman" w:hAnsi="Times New Roman" w:eastAsia="PMingLiU"/>
+                <w:sz w:val="20"/>
+              </w:rPr>
+              <w:t>v2.11.63</w:t>
+            </w:r>
+          </w:p>
+        </w:tc>
+        <w:tc>
+          <w:tcPr>
+            <w:tcW w:type="dxa" w:w="5102"/>
+          </w:tcPr>
+          <w:p>
+            <w:r/>
+            <w:r>
+              <w:rPr>
+                <w:rFonts w:ascii="Times New Roman" w:hAnsi="Times New Roman" w:eastAsia="PMingLiU"/>
+                <w:sz w:val="20"/>
+              </w:rPr>
+              <w:t>申請人姓名 picker 自動帶承租人；聯絡方式必填</w:t>
+            </w:r>
+          </w:p>
+        </w:tc>
+        <w:tc>
+          <w:tcPr>
+            <w:tcW w:type="dxa" w:w="1984"/>
+          </w:tcPr>
+          <w:p>
+            <w:r/>
+            <w:r>
+              <w:rPr>
+                <w:rFonts w:ascii="Times New Roman" w:hAnsi="Times New Roman" w:eastAsia="PMingLiU"/>
+                <w:sz w:val="20"/>
+              </w:rPr>
+              <w:t>surveyor</w:t>
+            </w:r>
+          </w:p>
+        </w:tc>
+      </w:tr>
+      <w:tr>
+        <w:tc>
+          <w:tcPr>
+            <w:tcW w:type="dxa" w:w="1417"/>
+          </w:tcPr>
+          <w:p>
+            <w:r/>
+            <w:r>
+              <w:rPr>
+                <w:rFonts w:ascii="Times New Roman" w:hAnsi="Times New Roman" w:eastAsia="PMingLiU"/>
+                <w:sz w:val="20"/>
+              </w:rPr>
+              <w:t>v2.11.64</w:t>
+            </w:r>
+          </w:p>
+        </w:tc>
+        <w:tc>
+          <w:tcPr>
+            <w:tcW w:type="dxa" w:w="5102"/>
+          </w:tcPr>
+          <w:p>
+            <w:r/>
+            <w:r>
+              <w:rPr>
+                <w:rFonts w:ascii="Times New Roman" w:hAnsi="Times New Roman" w:eastAsia="PMingLiU"/>
+                <w:sz w:val="20"/>
+              </w:rPr>
+              <w:t>純行政專案隱藏 樣區／設計／儀表板 三分頁</w:t>
+            </w:r>
+          </w:p>
+        </w:tc>
+        <w:tc>
+          <w:tcPr>
+            <w:tcW w:type="dxa" w:w="1984"/>
+          </w:tcPr>
+          <w:p>
+            <w:r/>
+            <w:r>
+              <w:rPr>
+                <w:rFonts w:ascii="Times New Roman" w:hAnsi="Times New Roman" w:eastAsia="PMingLiU"/>
+                <w:sz w:val="20"/>
+              </w:rPr>
+              <w:t>admin</w:t>
+            </w:r>
+          </w:p>
+        </w:tc>
+      </w:tr>
+      <w:tr>
+        <w:tc>
+          <w:tcPr>
+            <w:tcW w:type="dxa" w:w="1417"/>
+          </w:tcPr>
+          <w:p>
+            <w:r/>
+            <w:r>
+              <w:rPr>
+                <w:rFonts w:ascii="Times New Roman" w:hAnsi="Times New Roman" w:eastAsia="PMingLiU"/>
+                <w:sz w:val="20"/>
+              </w:rPr>
+              <w:t>v2.11.65</w:t>
+            </w:r>
+          </w:p>
+        </w:tc>
+        <w:tc>
+          <w:tcPr>
+            <w:tcW w:type="dxa" w:w="5102"/>
+          </w:tcPr>
+          <w:p>
+            <w:r/>
+            <w:r>
+              <w:rPr>
+                <w:rFonts w:ascii="Times New Roman" w:hAnsi="Times New Roman" w:eastAsia="PMingLiU"/>
+                <w:sz w:val="20"/>
+              </w:rPr>
+              <w:t>主地圖 onEachFeature 加 label + popup（115 個作業單元代碼）</w:t>
+            </w:r>
+          </w:p>
+        </w:tc>
+        <w:tc>
+          <w:tcPr>
+            <w:tcW w:type="dxa" w:w="1984"/>
+          </w:tcPr>
+          <w:p>
+            <w:r/>
+            <w:r>
+              <w:rPr>
+                <w:rFonts w:ascii="Times New Roman" w:hAnsi="Times New Roman" w:eastAsia="PMingLiU"/>
+                <w:sz w:val="20"/>
+              </w:rPr>
+              <w:t>admin / pi / coop</w:t>
+            </w:r>
+          </w:p>
+        </w:tc>
+      </w:tr>
+      <w:tr>
+        <w:tc>
+          <w:tcPr>
+            <w:tcW w:type="dxa" w:w="1417"/>
+          </w:tcPr>
+          <w:p>
+            <w:r/>
+            <w:r>
+              <w:rPr>
+                <w:rFonts w:ascii="Times New Roman" w:hAnsi="Times New Roman" w:eastAsia="PMingLiU"/>
+                <w:sz w:val="20"/>
+              </w:rPr>
+              <w:t>v2.11.66</w:t>
+            </w:r>
+          </w:p>
+        </w:tc>
+        <w:tc>
+          <w:tcPr>
+            <w:tcW w:type="dxa" w:w="5102"/>
+          </w:tcPr>
+          <w:p>
+            <w:r/>
+            <w:r>
+              <w:rPr>
+                <w:rFonts w:ascii="Times New Roman" w:hAnsi="Times New Roman" w:eastAsia="PMingLiU"/>
+                <w:sz w:val="20"/>
+              </w:rPr>
+              <w:t>申請表單嵌 240px Leaflet 迷你地圖（picker 即時預覽）</w:t>
+            </w:r>
+          </w:p>
+        </w:tc>
+        <w:tc>
+          <w:tcPr>
+            <w:tcW w:type="dxa" w:w="1984"/>
+          </w:tcPr>
+          <w:p>
+            <w:r/>
+            <w:r>
+              <w:rPr>
+                <w:rFonts w:ascii="Times New Roman" w:hAnsi="Times New Roman" w:eastAsia="PMingLiU"/>
+                <w:sz w:val="20"/>
+              </w:rPr>
+              <w:t>surveyor</w:t>
+            </w:r>
+          </w:p>
+        </w:tc>
+      </w:tr>
+      <w:tr>
+        <w:tc>
+          <w:tcPr>
+            <w:tcW w:type="dxa" w:w="1417"/>
+          </w:tcPr>
+          <w:p>
+            <w:r/>
+            <w:r>
+              <w:rPr>
+                <w:rFonts w:ascii="Times New Roman" w:hAnsi="Times New Roman" w:eastAsia="PMingLiU"/>
+                <w:sz w:val="20"/>
+              </w:rPr>
+              <w:t>v2.11.67</w:t>
+            </w:r>
+          </w:p>
+        </w:tc>
+        <w:tc>
+          <w:tcPr>
+            <w:tcW w:type="dxa" w:w="5102"/>
+          </w:tcPr>
+          <w:p>
+            <w:r/>
+            <w:r>
+              <w:rPr>
+                <w:rFonts w:ascii="Times New Roman" w:hAnsi="Times New Roman" w:eastAsia="PMingLiU"/>
+                <w:sz w:val="20"/>
+              </w:rPr>
+              <w:t>申請函嵌入自製 SVG 作業位置示意圖（紅目標＋灰 context＋N 箭頭）</w:t>
+            </w:r>
+          </w:p>
+        </w:tc>
+        <w:tc>
+          <w:tcPr>
+            <w:tcW w:type="dxa" w:w="1984"/>
+          </w:tcPr>
+          <w:p>
+            <w:r/>
+            <w:r>
+              <w:rPr>
+                <w:rFonts w:ascii="Times New Roman" w:hAnsi="Times New Roman" w:eastAsia="PMingLiU"/>
+                <w:sz w:val="20"/>
+              </w:rPr>
+              <w:t>surveyor + 承辦</w:t>
+            </w:r>
+          </w:p>
+        </w:tc>
+      </w:tr>
+      <w:tr>
+        <w:tc>
+          <w:tcPr>
+            <w:tcW w:type="dxa" w:w="1417"/>
+          </w:tcPr>
+          <w:p>
+            <w:r/>
+            <w:r>
+              <w:rPr>
+                <w:rFonts w:ascii="Times New Roman" w:hAnsi="Times New Roman" w:eastAsia="PMingLiU"/>
+                <w:sz w:val="20"/>
+              </w:rPr>
+              <w:t>v2.11.68 (5/30)</w:t>
+            </w:r>
+          </w:p>
+        </w:tc>
+        <w:tc>
+          <w:tcPr>
+            <w:tcW w:type="dxa" w:w="5102"/>
+          </w:tcPr>
+          <w:p>
+            <w:r/>
+            <w:r>
+              <w:rPr>
+                <w:rFonts w:ascii="Times New Roman" w:hAnsi="Times New Roman" w:eastAsia="PMingLiU"/>
+                <w:sz w:val="20"/>
+              </w:rPr>
+              <w:t>純行政專案地圖頁清掉立木 UI 殘留；修枝申請欄位重排</w:t>
+            </w:r>
+          </w:p>
+        </w:tc>
+        <w:tc>
+          <w:tcPr>
+            <w:tcW w:type="dxa" w:w="1984"/>
+          </w:tcPr>
+          <w:p>
+            <w:r/>
+            <w:r>
+              <w:rPr>
+                <w:rFonts w:ascii="Times New Roman" w:hAnsi="Times New Roman" w:eastAsia="PMingLiU"/>
+                <w:sz w:val="20"/>
+              </w:rPr>
+              <w:t>admin / surveyor</w:t>
+            </w:r>
+          </w:p>
+        </w:tc>
+      </w:tr>
+      <w:tr>
+        <w:tc>
+          <w:tcPr>
+            <w:tcW w:type="dxa" w:w="1417"/>
+          </w:tcPr>
+          <w:p>
+            <w:r/>
+            <w:r>
+              <w:rPr>
+                <w:rFonts w:ascii="Times New Roman" w:hAnsi="Times New Roman" w:eastAsia="PMingLiU"/>
+                <w:sz w:val="20"/>
+              </w:rPr>
+              <w:t>v2.11.69 (5/30)</w:t>
+            </w:r>
+          </w:p>
+        </w:tc>
+        <w:tc>
+          <w:tcPr>
+            <w:tcW w:type="dxa" w:w="5102"/>
+          </w:tcPr>
+          <w:p>
+            <w:r/>
+            <w:r>
+              <w:rPr>
+                <w:rFonts w:ascii="Times New Roman" w:hAnsi="Times New Roman" w:eastAsia="PMingLiU"/>
+                <w:sz w:val="20"/>
+              </w:rPr>
+              <w:t>拿掉「核准採收量」概念：許可不預估上限、採收量以實際回報為準</w:t>
+            </w:r>
+          </w:p>
+        </w:tc>
+        <w:tc>
+          <w:tcPr>
+            <w:tcW w:type="dxa" w:w="1984"/>
+          </w:tcPr>
+          <w:p>
+            <w:r/>
+            <w:r>
+              <w:rPr>
+                <w:rFonts w:ascii="Times New Roman" w:hAnsi="Times New Roman" w:eastAsia="PMingLiU"/>
+                <w:sz w:val="20"/>
+              </w:rPr>
+              <w:t>全角色</w:t>
+            </w:r>
+          </w:p>
+        </w:tc>
+      </w:tr>
     </w:tbl>
     <w:p>
       <w:pPr>
@@ -2178,7 +2874,7 @@
           <w:b/>
           <w:sz w:val="28"/>
         </w:rPr>
-        <w:t>二、申請帶出地籍的演示亮點</w:t>
+        <w:t>二、申請帶出地籍的演示亮點（v2.11.55 → v2.11.69 累積）</w:t>
       </w:r>
     </w:p>
     <w:p>
@@ -2192,7 +2888,7 @@
           <w:b w:val="0"/>
           <w:sz w:val="24"/>
         </w:rPr>
-        <w:t>v2.11.55 為本次說明會主秀。林農於修枝申請表單將依以下三層連動完成作業位置選擇：</w:t>
+        <w:t>本次說明會主秀為土肉桂修枝申請流程。林農於修枝申請表單依下列順序自然完成作業位置選擇與資料填報，全程一次到位、不需離開表單檢索其他資料：</w:t>
       </w:r>
     </w:p>
     <w:p>
@@ -2206,7 +2902,7 @@
           <w:b/>
           <w:sz w:val="26"/>
         </w:rPr>
-        <w:t>(一) 第一層 — 專區</w:t>
+        <w:t>(一) 第一層 — 專區（v2.11.55）</w:t>
       </w:r>
     </w:p>
     <w:p>
@@ -2234,7 +2930,7 @@
           <w:b/>
           <w:sz w:val="26"/>
         </w:rPr>
-        <w:t>(二) 第二層 — 承租人</w:t>
+        <w:t>(二) 第二層 — 承租人（v2.11.55 / v2.11.63）</w:t>
       </w:r>
     </w:p>
     <w:p>
@@ -2248,7 +2944,7 @@
           <w:b w:val="0"/>
           <w:sz w:val="24"/>
         </w:rPr>
-        <w:t>依第一層所選之專區自動篩選該區所有契約承租人。橫流溪約有 N 位、烏石坑約有 M 位。系統依姓名字典序排列。</w:t>
+        <w:t>依第一層所選之專區自動篩選該區所有契約承租人。系統依姓名字典序排列。v2.11.63 加強：承租人一旦選定即同步自動覆蓋上方「申請人姓名」欄位（承租人＝申請人為原則）；user 仍可手動覆蓋此自動帶入值。</w:t>
       </w:r>
     </w:p>
     <w:p>
@@ -2262,7 +2958,7 @@
           <w:b/>
           <w:sz w:val="26"/>
         </w:rPr>
-        <w:t>(三) 第三層 — 作業單元</w:t>
+        <w:t>(三) 第三層 — 作業單元（v2.11.55）</w:t>
       </w:r>
     </w:p>
     <w:p>
@@ -2276,7 +2972,7 @@
           <w:b w:val="0"/>
           <w:sz w:val="24"/>
         </w:rPr>
-        <w:t>依第二層所選之承租人列出其名下之所有作業單元。每筆顯示作業單元編號（如「14_1_1」或「117-260-01」）、契約面積（ha）、契約樹種摘要。</w:t>
+        <w:t>依第二層所選之承租人列出其名下之所有作業單元。每筆顯示作業單元編號（如「14_1_1」或「117-107-01」）、契約面積（ha）、契約樹種摘要。</w:t>
       </w:r>
     </w:p>
     <w:p>
@@ -2290,7 +2986,7 @@
           <w:b/>
           <w:sz w:val="26"/>
         </w:rPr>
-        <w:t>(四) 自動帶入欄位</w:t>
+        <w:t>(四) 自動帶入欄位（v2.11.55 + v2.11.59）</w:t>
       </w:r>
     </w:p>
     <w:p>
@@ -2304,7 +3000,7 @@
           <w:b w:val="0"/>
           <w:sz w:val="24"/>
         </w:rPr>
-        <w:t>完成三層選擇後，系統自動帶入「林班 / 假地號」與「申請修枝面積」兩個欄位（仍可手動編輯覆蓋）。同時於下方顯示「✓ 已帶入下方林班 / 地號欄位」之確認摘要，含 7 欄結構化資料：專區、承租人、作業單元、契約樹種、契約面積、工作站 / 事業區、契約書號。</w:t>
+        <w:t>完成三層選擇後，系統自動帶入「林班 / 假地號」與「申請修枝面積」兩個欄位（仍可手動編輯覆蓋）。v2.11.59 新增「土肉桂修枝株數」依面積 × 1800 株/ha（合作社契約假設密度）自動計算填入，林農修改面積時即時連動更新株數；亦可手動覆蓋此預設值。同時於下方顯示「✓ 已帶入下方林班 / 地號欄位」之確認摘要，含 7 欄結構化資料：專區、承租人、作業單元、契約樹種、契約面積、工作站 / 事業區、契約書號。</w:t>
       </w:r>
     </w:p>
     <w:p>
@@ -2318,7 +3014,35 @@
           <w:b/>
           <w:sz w:val="26"/>
         </w:rPr>
-        <w:t>(五) 結構化資料保留</w:t>
+        <w:t>(五) 即時地圖預覽（v2.11.66）</w:t>
+      </w:r>
+    </w:p>
+    <w:p>
+      <w:pPr>
+        <w:spacing w:after="80" w:line="360" w:lineRule="auto"/>
+        <w:ind w:firstLine="482"/>
+      </w:pPr>
+      <w:r>
+        <w:rPr>
+          <w:rFonts w:ascii="Times New Roman" w:hAnsi="Times New Roman" w:eastAsia="PMingLiU"/>
+          <w:b w:val="0"/>
+          <w:sz w:val="24"/>
+        </w:rPr>
+        <w:t>申請表單下方嵌入 240px 高 Leaflet 迷你地圖。初始顯示專案全部 115 個作業單元（灰色淡填、fit 全 boundary）；picker 選定承租人後，紅色高亮該承租人名下所有圖塊並 fit 對應 bounds；picker 完成至作業單元後，紅色高亮該單一作業單元並fit（maxZoom 18）。下方 status 行即時更新「✓ 已定位：橫流溪 / 陳世允 / 14_1_1（1 個圖塊）」之類訊息。林農無須切換到地圖頁即可確認所選作業單元位置正確。</w:t>
+      </w:r>
+    </w:p>
+    <w:p>
+      <w:pPr>
+        <w:spacing w:before="160" w:after="120"/>
+        <w:ind w:firstLine="482"/>
+      </w:pPr>
+      <w:r>
+        <w:rPr>
+          <w:rFonts w:ascii="Times New Roman" w:hAnsi="Times New Roman" w:eastAsia="PMingLiU"/>
+          <w:b/>
+          <w:sz w:val="26"/>
+        </w:rPr>
+        <w:t>(六) 結構化資料保留（v2.11.55）</w:t>
       </w:r>
     </w:p>
     <w:p>
@@ -2343,6 +3067,131 @@
         <w:rPr>
           <w:rFonts w:ascii="Times New Roman" w:hAnsi="Times New Roman" w:eastAsia="PMingLiU"/>
           <w:b/>
+          <w:sz w:val="28"/>
+        </w:rPr>
+        <w:t>三、公文整合終章（v2.11.60 / 61 / 67）</w:t>
+      </w:r>
+    </w:p>
+    <w:p>
+      <w:pPr>
+        <w:spacing w:before="160" w:after="120"/>
+        <w:ind w:firstLine="482"/>
+      </w:pPr>
+      <w:r>
+        <w:rPr>
+          <w:rFonts w:ascii="Times New Roman" w:hAnsi="Times New Roman" w:eastAsia="PMingLiU"/>
+          <w:b/>
+          <w:sz w:val="26"/>
+        </w:rPr>
+        <w:t>(一) 申請函說明改公文體 4 點（v2.11.60）</w:t>
+      </w:r>
+    </w:p>
+    <w:p>
+      <w:pPr>
+        <w:spacing w:after="80" w:line="360" w:lineRule="auto"/>
+        <w:ind w:firstLine="482"/>
+      </w:pPr>
+      <w:r>
+        <w:rPr>
+          <w:rFonts w:ascii="Times New Roman" w:hAnsi="Times New Roman" w:eastAsia="PMingLiU"/>
+          <w:b w:val="0"/>
+          <w:sz w:val="24"/>
+        </w:rPr>
+        <w:t>原 6 點逐項條列（與下表重複、流水帳）→ 4 點正式公文風格：(1) 撫育管理＋通風透光採枝葉理由 (2) 不損生長／不影響保育／避免過度修剪原則 (3) 範圍／數量／期間詳如本函表列資料 (4) ForestMRV 線上系統登錄聲明（草稿／送出兩種文案）。表列資料維持原樣。</w:t>
+      </w:r>
+    </w:p>
+    <w:p>
+      <w:pPr>
+        <w:spacing w:before="160" w:after="120"/>
+        <w:ind w:firstLine="482"/>
+      </w:pPr>
+      <w:r>
+        <w:rPr>
+          <w:rFonts w:ascii="Times New Roman" w:hAnsi="Times New Roman" w:eastAsia="PMingLiU"/>
+          <w:b/>
+          <w:sz w:val="26"/>
+        </w:rPr>
+        <w:t>(二) 發文字號 runTransaction 自動編號（v2.11.61）</w:t>
+      </w:r>
+    </w:p>
+    <w:p>
+      <w:pPr>
+        <w:spacing w:after="80" w:line="360" w:lineRule="auto"/>
+        <w:ind w:firstLine="482"/>
+      </w:pPr>
+      <w:r>
+        <w:rPr>
+          <w:rFonts w:ascii="Times New Roman" w:hAnsi="Times New Roman" w:eastAsia="PMingLiU"/>
+          <w:b w:val="0"/>
+          <w:sz w:val="24"/>
+        </w:rPr>
+        <w:t>申請函發文字號採 Firestore runTransaction 原子遞增 counters/applicantSeq 子文件，格式「大雪山林業合作社（修）字第 NNN 號」（三位零填補，自 001 開始）。林農送出申請瞬間配發、寫入 harvestPermit 文件供下次列印取用；已配發過（revision／再送／編輯）不重新編號，避免改卷時改文號破壞紙本連續性。</w:t>
+      </w:r>
+    </w:p>
+    <w:p>
+      <w:pPr>
+        <w:spacing w:before="160" w:after="120"/>
+        <w:ind w:firstLine="482"/>
+      </w:pPr>
+      <w:r>
+        <w:rPr>
+          <w:rFonts w:ascii="Times New Roman" w:hAnsi="Times New Roman" w:eastAsia="PMingLiU"/>
+          <w:b/>
+          <w:sz w:val="26"/>
+        </w:rPr>
+        <w:t>(三) SVG 作業位置示意圖嵌入申請函（v2.11.67）</w:t>
+      </w:r>
+    </w:p>
+    <w:p>
+      <w:pPr>
+        <w:spacing w:after="80" w:line="360" w:lineRule="auto"/>
+        <w:ind w:firstLine="482"/>
+      </w:pPr>
+      <w:r>
+        <w:rPr>
+          <w:rFonts w:ascii="Times New Roman" w:hAnsi="Times New Roman" w:eastAsia="PMingLiU"/>
+          <w:b w:val="0"/>
+          <w:sz w:val="24"/>
+        </w:rPr>
+        <w:t>申請函附件區自動嵌入自製 inline SVG 作業位置示意圖（無 leaflet-image／html2canvas 外部依賴、無 CORS、黑白印表友善、確定性高）。讀 project.boundaryGeoJsonStr 找 meta.unitId 對應 polygon →收集 1.5× target bbox 範圍鄰近作業單元為 context →緯度補償 lon×cos(lat) 保留正確 aspect → 等比例縮放置中 420×300。樣式：目標紅（#fecaca 填／#991b1b 邊）、context 灰、N 北方箭頭右上、目標 unitId 粗體紅標籤、鄰近單元小灰標籤。CSS page-break-inside:avoid 確保附圖不被分頁切開。承辦人查閱申請時，圖文一致、位置一目了然。</w:t>
+      </w:r>
+    </w:p>
+    <w:p>
+      <w:pPr>
+        <w:spacing w:before="160" w:after="120"/>
+        <w:ind w:firstLine="482"/>
+      </w:pPr>
+      <w:r>
+        <w:rPr>
+          <w:rFonts w:ascii="Times New Roman" w:hAnsi="Times New Roman" w:eastAsia="PMingLiU"/>
+          <w:b/>
+          <w:sz w:val="26"/>
+        </w:rPr>
+        <w:t>(四) 法定許可文號 runTransaction（同 v2.11.34 P1 vertical slice）</w:t>
+      </w:r>
+    </w:p>
+    <w:p>
+      <w:pPr>
+        <w:spacing w:after="80" w:line="360" w:lineRule="auto"/>
+        <w:ind w:firstLine="482"/>
+      </w:pPr>
+      <w:r>
+        <w:rPr>
+          <w:rFonts w:ascii="Times New Roman" w:hAnsi="Times New Roman" w:eastAsia="PMingLiU"/>
+          <w:b w:val="0"/>
+          <w:sz w:val="24"/>
+        </w:rPr>
+        <w:t>分署承辦人核准申請時，系統以同樣的 Firestore runTransaction 原子遞增counters/harvestPermit 子文件，產出法定許可文號「林保中-土肉桂修枝-{民國年}-{NNN}」（如「林保中-土肉桂修枝-115-001」）。發文字號（合作社編）與法定許可文號（分署編）為兩個獨立編號系統，分別追蹤申請端與核准端流水序。</w:t>
+      </w:r>
+    </w:p>
+    <w:p>
+      <w:pPr>
+        <w:spacing w:before="160" w:after="120"/>
+      </w:pPr>
+      <w:r>
+        <w:rPr>
+          <w:rFonts w:ascii="Times New Roman" w:hAnsi="Times New Roman" w:eastAsia="PMingLiU"/>
+          <w:b/>
           <w:sz w:val="32"/>
         </w:rPr>
         <w:t>肆、6 月 6 日演示腳本（30 分鐘）</w:t>
@@ -2372,7 +3221,21 @@
           <w:b w:val="0"/>
           <w:sz w:val="24"/>
         </w:rPr>
-        <w:t>建議演示時準備五個瀏覽器帳號（或一台筆電多分頁，登入不同帳號），分別代表系統管理員、計畫主持人、林農、審核人員、合作社五個角色。若無法準備五帳號，可採用簡化版：以系統管理員一個帳號穿越各分頁示範（admin權限涵蓋全部功能），於切換場景時口頭說明「現在切換為某某角色」。</w:t>
+        <w:t>建議演示時準備五個瀏覽器帳號（或一台筆電多分頁，登入不同帳號），分別代表系統管理員、計畫主持人、林農、審核人員、合作社五個角色。若無法準備五帳號，可採用簡化版：以系統管理員一個帳號穿越各分頁示範（admin 權限涵蓋全部功能），於切換場景時口頭說明「現在切換為某某角色」。</w:t>
+      </w:r>
+    </w:p>
+    <w:p>
+      <w:pPr>
+        <w:spacing w:after="80" w:line="360" w:lineRule="auto"/>
+        <w:ind w:firstLine="482"/>
+      </w:pPr>
+      <w:r>
+        <w:rPr>
+          <w:rFonts w:ascii="Times New Roman" w:hAnsi="Times New Roman" w:eastAsia="PMingLiU"/>
+          <w:b w:val="0"/>
+          <w:sz w:val="24"/>
+        </w:rPr>
+        <w:t>現場操作時，建議瀏覽器使用無痕視窗模式並停用所有 Chrome 擴充功能，避免擴充功能於 DevTools Console 製造紅字（5/30 dry-run 確認皆為擴充功能 listener noise，與本系統無關）。若會中需開啟 DevTools 展示資料流向，務必先關閉擴充。</w:t>
       </w:r>
     </w:p>
     <w:p>
@@ -2413,7 +3276,7 @@
           <w:b w:val="0"/>
           <w:sz w:val="24"/>
         </w:rPr>
-        <w:t>1. 開啟 https://forestry-rs-monitor.web.app 主畫面、確認版本徽章為 v2.11.58。</w:t>
+        <w:t>1. 開啟 https://forestry-rs-monitor.web.app 主畫面、確認版本徽章為 v2.11.69。</w:t>
       </w:r>
     </w:p>
     <w:p>
@@ -2441,7 +3304,35 @@
           <w:b w:val="0"/>
           <w:sz w:val="24"/>
         </w:rPr>
-        <w:t>3. 進入「土肉桂專區葉片收穫監測、會計系統」專案首頁，介紹分頁佈局。</w:t>
+        <w:t>3. 進入「土肉桂專區葉片收穫監測、會計系統」專案首頁，介紹分頁佈局；</w:t>
+      </w:r>
+    </w:p>
+    <w:p>
+      <w:pPr>
+        <w:spacing w:after="80" w:line="360" w:lineRule="auto"/>
+        <w:ind w:firstLine="482"/>
+      </w:pPr>
+      <w:r>
+        <w:rPr>
+          <w:rFonts w:ascii="Times New Roman" w:hAnsi="Times New Roman" w:eastAsia="PMingLiU"/>
+          <w:b w:val="0"/>
+          <w:sz w:val="24"/>
+        </w:rPr>
+        <w:t xml:space="preserve">   說明純行政專案僅顯示「地圖／修枝申請／修枝審核／葉片採收回報及結案／</w:t>
+      </w:r>
+    </w:p>
+    <w:p>
+      <w:pPr>
+        <w:spacing w:after="80" w:line="360" w:lineRule="auto"/>
+        <w:ind w:firstLine="482"/>
+      </w:pPr>
+      <w:r>
+        <w:rPr>
+          <w:rFonts w:ascii="Times New Roman" w:hAnsi="Times New Roman" w:eastAsia="PMingLiU"/>
+          <w:b w:val="0"/>
+          <w:sz w:val="24"/>
+        </w:rPr>
+        <w:t xml:space="preserve">   葉片採收彙整／匯出／設定」七個分頁（樣區／設計／儀表板於 v2.11.64 已隱）。</w:t>
       </w:r>
     </w:p>
     <w:p>
@@ -2539,7 +3430,35 @@
           <w:b w:val="0"/>
           <w:sz w:val="24"/>
         </w:rPr>
-        <w:t>6. 切到「地圖」分頁，展示 115 個作業單元邊界疊圖。</w:t>
+        <w:t>6. 切到「地圖」分頁，展示 115 個作業單元邊界疊圖；v2.11.65 加入的「作業單元代碼」</w:t>
+      </w:r>
+    </w:p>
+    <w:p>
+      <w:pPr>
+        <w:spacing w:after="80" w:line="360" w:lineRule="auto"/>
+        <w:ind w:firstLine="482"/>
+      </w:pPr>
+      <w:r>
+        <w:rPr>
+          <w:rFonts w:ascii="Times New Roman" w:hAnsi="Times New Roman" w:eastAsia="PMingLiU"/>
+          <w:b w:val="0"/>
+          <w:sz w:val="24"/>
+        </w:rPr>
+        <w:t xml:space="preserve">   tooltip label 即時顯示，點任一面跳出 7 欄結構化資訊 popup（作業單元／專區／</w:t>
+      </w:r>
+    </w:p>
+    <w:p>
+      <w:pPr>
+        <w:spacing w:after="80" w:line="360" w:lineRule="auto"/>
+        <w:ind w:firstLine="482"/>
+      </w:pPr>
+      <w:r>
+        <w:rPr>
+          <w:rFonts w:ascii="Times New Roman" w:hAnsi="Times New Roman" w:eastAsia="PMingLiU"/>
+          <w:b w:val="0"/>
+          <w:sz w:val="24"/>
+        </w:rPr>
+        <w:t xml:space="preserve">   承租人／契約樹種／契約面積／工作站／契約書號）。</w:t>
       </w:r>
     </w:p>
     <w:p>
@@ -2595,7 +3514,7 @@
           <w:b w:val="0"/>
           <w:sz w:val="24"/>
         </w:rPr>
-        <w:t>3. 重點演示三層連動下拉（專區 → 承租人 → 作業單元）。</w:t>
+        <w:t>3. 重點演示三層連動下拉：</w:t>
       </w:r>
     </w:p>
     <w:p>
@@ -2609,7 +3528,7 @@
           <w:b w:val="0"/>
           <w:sz w:val="24"/>
         </w:rPr>
-        <w:t>4. 完成三層選擇後展示自動帶入之「林班 / 地號」欄位與「申請修枝面積」欄位。</w:t>
+        <w:t xml:space="preserve">   • 第一層 — 選「橫流溪」</w:t>
       </w:r>
     </w:p>
     <w:p>
@@ -2623,7 +3542,7 @@
           <w:b w:val="0"/>
           <w:sz w:val="24"/>
         </w:rPr>
-        <w:t>5. 展示下方 7 欄結構化摘要「✓ 已帶入下方林班 / 地號欄位」。</w:t>
+        <w:t xml:space="preserve">   • 第二層 — 系統列出該專區承租人，選任一人；申請人姓名欄即自動覆蓋為承租人姓名</w:t>
       </w:r>
     </w:p>
     <w:p>
@@ -2637,7 +3556,7 @@
           <w:b w:val="0"/>
           <w:sz w:val="24"/>
         </w:rPr>
-        <w:t>6. 補填修枝株數、修枝方式、修枝起訖日、備註後送出申請。</w:t>
+        <w:t xml:space="preserve">   • 第三層 — 系統列出該承租人作業單元，選任一筆</w:t>
       </w:r>
     </w:p>
     <w:p>
@@ -2651,7 +3570,7 @@
           <w:b w:val="0"/>
           <w:sz w:val="24"/>
         </w:rPr>
-        <w:t>7. 回到申請清單，展示申請卡片上之「✓ 系統識別」摘要行。</w:t>
+        <w:t>4. 完成三層選擇後展示自動帶入之「林班 / 地號」、「申請修枝面積」與「土肉桂修枝株數」</w:t>
       </w:r>
     </w:p>
     <w:p>
@@ -2665,7 +3584,147 @@
           <w:b w:val="0"/>
           <w:sz w:val="24"/>
         </w:rPr>
-        <w:t>8. 點「申請公文稿」展示自動產出之林務署正式公文格式（受文者、主旨、說明、附件）。</w:t>
+        <w:t xml:space="preserve">   三欄；強調株數係依面積×1800 株/ha 自動計算（v2.11.59）。</w:t>
+      </w:r>
+    </w:p>
+    <w:p>
+      <w:pPr>
+        <w:spacing w:after="80" w:line="360" w:lineRule="auto"/>
+        <w:ind w:firstLine="482"/>
+      </w:pPr>
+      <w:r>
+        <w:rPr>
+          <w:rFonts w:ascii="Times New Roman" w:hAnsi="Times New Roman" w:eastAsia="PMingLiU"/>
+          <w:b w:val="0"/>
+          <w:sz w:val="24"/>
+        </w:rPr>
+        <w:t>5. 展示下方表單嵌入 Leaflet 迷你地圖：紅色高亮所選作業單元、自動 zoom（v2.11.66）。</w:t>
+      </w:r>
+    </w:p>
+    <w:p>
+      <w:pPr>
+        <w:spacing w:after="80" w:line="360" w:lineRule="auto"/>
+        <w:ind w:firstLine="482"/>
+      </w:pPr>
+      <w:r>
+        <w:rPr>
+          <w:rFonts w:ascii="Times New Roman" w:hAnsi="Times New Roman" w:eastAsia="PMingLiU"/>
+          <w:b w:val="0"/>
+          <w:sz w:val="24"/>
+        </w:rPr>
+        <w:t>6. 展示 7 欄結構化摘要「✓ 已帶入下方林班 / 地號欄位」。</w:t>
+      </w:r>
+    </w:p>
+    <w:p>
+      <w:pPr>
+        <w:spacing w:after="80" w:line="360" w:lineRule="auto"/>
+        <w:ind w:firstLine="482"/>
+      </w:pPr>
+      <w:r>
+        <w:rPr>
+          <w:rFonts w:ascii="Times New Roman" w:hAnsi="Times New Roman" w:eastAsia="PMingLiU"/>
+          <w:b w:val="0"/>
+          <w:sz w:val="24"/>
+        </w:rPr>
+        <w:t>7. 補填聯絡方式（必填）、修枝方式、修枝起訖日（必填）、備註後送出申請。</w:t>
+      </w:r>
+    </w:p>
+    <w:p>
+      <w:pPr>
+        <w:spacing w:after="80" w:line="360" w:lineRule="auto"/>
+        <w:ind w:firstLine="482"/>
+      </w:pPr>
+      <w:r>
+        <w:rPr>
+          <w:rFonts w:ascii="Times New Roman" w:hAnsi="Times New Roman" w:eastAsia="PMingLiU"/>
+          <w:b w:val="0"/>
+          <w:sz w:val="24"/>
+        </w:rPr>
+        <w:t>8. 系統以 runTransaction 配發「大雪山林業合作社（修）字第 NNN 號」發文字號（v2.11.61）；</w:t>
+      </w:r>
+    </w:p>
+    <w:p>
+      <w:pPr>
+        <w:spacing w:after="80" w:line="360" w:lineRule="auto"/>
+        <w:ind w:firstLine="482"/>
+      </w:pPr>
+      <w:r>
+        <w:rPr>
+          <w:rFonts w:ascii="Times New Roman" w:hAnsi="Times New Roman" w:eastAsia="PMingLiU"/>
+          <w:b w:val="0"/>
+          <w:sz w:val="24"/>
+        </w:rPr>
+        <w:t xml:space="preserve">   toast 顯示文號、卡片狀態變「已送出・待審」、出現「📜 發文字號」資訊行。</w:t>
+      </w:r>
+    </w:p>
+    <w:p>
+      <w:pPr>
+        <w:spacing w:after="80" w:line="360" w:lineRule="auto"/>
+        <w:ind w:firstLine="482"/>
+      </w:pPr>
+      <w:r>
+        <w:rPr>
+          <w:rFonts w:ascii="Times New Roman" w:hAnsi="Times New Roman" w:eastAsia="PMingLiU"/>
+          <w:b w:val="0"/>
+          <w:sz w:val="24"/>
+        </w:rPr>
+        <w:t>9. 點「📄 申請公文稿」展示自動產出之公文「函」格式：</w:t>
+      </w:r>
+    </w:p>
+    <w:p>
+      <w:pPr>
+        <w:spacing w:after="80" w:line="360" w:lineRule="auto"/>
+        <w:ind w:firstLine="482"/>
+      </w:pPr>
+      <w:r>
+        <w:rPr>
+          <w:rFonts w:ascii="Times New Roman" w:hAnsi="Times New Roman" w:eastAsia="PMingLiU"/>
+          <w:b w:val="0"/>
+          <w:sz w:val="24"/>
+        </w:rPr>
+        <w:t xml:space="preserve">   • 公文體 4 點說明（v2.11.60）</w:t>
+      </w:r>
+    </w:p>
+    <w:p>
+      <w:pPr>
+        <w:spacing w:after="80" w:line="360" w:lineRule="auto"/>
+        <w:ind w:firstLine="482"/>
+      </w:pPr>
+      <w:r>
+        <w:rPr>
+          <w:rFonts w:ascii="Times New Roman" w:hAnsi="Times New Roman" w:eastAsia="PMingLiU"/>
+          <w:b w:val="0"/>
+          <w:sz w:val="24"/>
+        </w:rPr>
+        <w:t xml:space="preserve">   • 表列 8 欄申請明細</w:t>
+      </w:r>
+    </w:p>
+    <w:p>
+      <w:pPr>
+        <w:spacing w:after="80" w:line="360" w:lineRule="auto"/>
+        <w:ind w:firstLine="482"/>
+      </w:pPr>
+      <w:r>
+        <w:rPr>
+          <w:rFonts w:ascii="Times New Roman" w:hAnsi="Times New Roman" w:eastAsia="PMingLiU"/>
+          <w:b w:val="0"/>
+          <w:sz w:val="24"/>
+        </w:rPr>
+        <w:t xml:space="preserve">   • 附件嵌入 SVG 作業位置示意圖（紅目標＋灰 context＋N 箭頭、v2.11.67）</w:t>
+      </w:r>
+    </w:p>
+    <w:p>
+      <w:pPr>
+        <w:spacing w:after="80" w:line="360" w:lineRule="auto"/>
+        <w:ind w:firstLine="482"/>
+      </w:pPr>
+      <w:r>
+        <w:rPr>
+          <w:rFonts w:ascii="Times New Roman" w:hAnsi="Times New Roman" w:eastAsia="PMingLiU"/>
+          <w:b w:val="0"/>
+          <w:sz w:val="24"/>
+        </w:rPr>
+        <w:t xml:space="preserve">   • 申請人簽章區 + 分署收件欄</w:t>
       </w:r>
     </w:p>
     <w:p>
@@ -2707,7 +3766,7 @@
           <w:b w:val="0"/>
           <w:sz w:val="24"/>
         </w:rPr>
-        <w:t>2. 點「📋 修枝審核」分頁，展示待審清單。</w:t>
+        <w:t>2. 點「📋 修枝審核」分頁，展示待審清單及紅點提示；副標「審核者僅能核准／要求補件／</w:t>
       </w:r>
     </w:p>
     <w:p>
@@ -2721,7 +3780,7 @@
           <w:b w:val="0"/>
           <w:sz w:val="24"/>
         </w:rPr>
-        <w:t>3. 開啟剛才送出之申請，演示「核准」流程；填入核准數量（kg）與效期。</w:t>
+        <w:t xml:space="preserve">   駁回，不可變更申請內容（權限由 Firestore 規則鎖定）」說明分權設計。</w:t>
       </w:r>
     </w:p>
     <w:p>
@@ -2735,7 +3794,7 @@
           <w:b w:val="0"/>
           <w:sz w:val="24"/>
         </w:rPr>
-        <w:t>4. 確認送出後系統以 Firestore runTransaction 原子產生法定許可文號。</w:t>
+        <w:t>3. 開啟剛才送出之申請，演示「核准」流程：</w:t>
       </w:r>
     </w:p>
     <w:p>
@@ -2749,7 +3808,161 @@
           <w:b w:val="0"/>
           <w:sz w:val="24"/>
         </w:rPr>
-        <w:t>5. 切換回林農視角，展示「許可單」按鈕及其列印出之正式許可格式。</w:t>
+        <w:t xml:space="preserve">   • 系統顯示申請人摘要（read-only）</w:t>
+      </w:r>
+    </w:p>
+    <w:p>
+      <w:pPr>
+        <w:spacing w:after="80" w:line="360" w:lineRule="auto"/>
+        <w:ind w:firstLine="482"/>
+      </w:pPr>
+      <w:r>
+        <w:rPr>
+          <w:rFonts w:ascii="Times New Roman" w:hAnsi="Times New Roman" w:eastAsia="PMingLiU"/>
+          <w:b w:val="0"/>
+          <w:sz w:val="24"/>
+        </w:rPr>
+        <w:t xml:space="preserve">   • 灰底提示框宣告「本案核准後即許可進行修枝作業；所採取葉片重量由林農於 ForestMRV</w:t>
+      </w:r>
+    </w:p>
+    <w:p>
+      <w:pPr>
+        <w:spacing w:after="80" w:line="360" w:lineRule="auto"/>
+        <w:ind w:firstLine="482"/>
+      </w:pPr>
+      <w:r>
+        <w:rPr>
+          <w:rFonts w:ascii="Times New Roman" w:hAnsi="Times New Roman" w:eastAsia="PMingLiU"/>
+          <w:b w:val="0"/>
+          <w:sz w:val="24"/>
+        </w:rPr>
+        <w:t xml:space="preserve">     線上系統實際回報，不設預估上限」（v2.11.69 拍板）</w:t>
+      </w:r>
+    </w:p>
+    <w:p>
+      <w:pPr>
+        <w:spacing w:after="80" w:line="360" w:lineRule="auto"/>
+        <w:ind w:firstLine="482"/>
+      </w:pPr>
+      <w:r>
+        <w:rPr>
+          <w:rFonts w:ascii="Times New Roman" w:hAnsi="Times New Roman" w:eastAsia="PMingLiU"/>
+          <w:b w:val="0"/>
+          <w:sz w:val="24"/>
+        </w:rPr>
+        <w:t xml:space="preserve">   • 承辦人僅需填入效期起日／迄日，與選填審核附註</w:t>
+      </w:r>
+    </w:p>
+    <w:p>
+      <w:pPr>
+        <w:spacing w:after="80" w:line="360" w:lineRule="auto"/>
+        <w:ind w:firstLine="482"/>
+      </w:pPr>
+      <w:r>
+        <w:rPr>
+          <w:rFonts w:ascii="Times New Roman" w:hAnsi="Times New Roman" w:eastAsia="PMingLiU"/>
+          <w:b w:val="0"/>
+          <w:sz w:val="24"/>
+        </w:rPr>
+        <w:t>4. 確認送出後系統以 runTransaction 原子產生法定許可文號「林保中-土肉桂修枝-115-NNN」；</w:t>
+      </w:r>
+    </w:p>
+    <w:p>
+      <w:pPr>
+        <w:spacing w:after="80" w:line="360" w:lineRule="auto"/>
+        <w:ind w:firstLine="482"/>
+      </w:pPr>
+      <w:r>
+        <w:rPr>
+          <w:rFonts w:ascii="Times New Roman" w:hAnsi="Times New Roman" w:eastAsia="PMingLiU"/>
+          <w:b w:val="0"/>
+          <w:sz w:val="24"/>
+        </w:rPr>
+        <w:t xml:space="preserve">   toast 顯示文號、待審清單數量 -1、案件移入已處理區。</w:t>
+      </w:r>
+    </w:p>
+    <w:p>
+      <w:pPr>
+        <w:spacing w:after="80" w:line="360" w:lineRule="auto"/>
+        <w:ind w:firstLine="482"/>
+      </w:pPr>
+      <w:r>
+        <w:rPr>
+          <w:rFonts w:ascii="Times New Roman" w:hAnsi="Times New Roman" w:eastAsia="PMingLiU"/>
+          <w:b w:val="0"/>
+          <w:sz w:val="24"/>
+        </w:rPr>
+        <w:t>5. 切換回林農視角，展示「採取許可單」按鈕及其列印出之正式許可格式：</w:t>
+      </w:r>
+    </w:p>
+    <w:p>
+      <w:pPr>
+        <w:spacing w:after="80" w:line="360" w:lineRule="auto"/>
+        <w:ind w:firstLine="482"/>
+      </w:pPr>
+      <w:r>
+        <w:rPr>
+          <w:rFonts w:ascii="Times New Roman" w:hAnsi="Times New Roman" w:eastAsia="PMingLiU"/>
+          <w:b w:val="0"/>
+          <w:sz w:val="24"/>
+        </w:rPr>
+        <w:t xml:space="preserve">   • 公文 box 含許可文號／申請人／林地／修枝方式／效期 5 行</w:t>
+      </w:r>
+    </w:p>
+    <w:p>
+      <w:pPr>
+        <w:spacing w:after="80" w:line="360" w:lineRule="auto"/>
+        <w:ind w:firstLine="482"/>
+      </w:pPr>
+      <w:r>
+        <w:rPr>
+          <w:rFonts w:ascii="Times New Roman" w:hAnsi="Times New Roman" w:eastAsia="PMingLiU"/>
+          <w:b w:val="0"/>
+          <w:sz w:val="24"/>
+        </w:rPr>
+        <w:t xml:space="preserve">   • 底部一句宣告「本許可只許可於上述林地進行土肉桂修枝作業；所採取葉片重量以申請人</w:t>
+      </w:r>
+    </w:p>
+    <w:p>
+      <w:pPr>
+        <w:spacing w:after="80" w:line="360" w:lineRule="auto"/>
+        <w:ind w:firstLine="482"/>
+      </w:pPr>
+      <w:r>
+        <w:rPr>
+          <w:rFonts w:ascii="Times New Roman" w:hAnsi="Times New Roman" w:eastAsia="PMingLiU"/>
+          <w:b w:val="0"/>
+          <w:sz w:val="24"/>
+        </w:rPr>
+        <w:t xml:space="preserve">     於 ForestMRV 線上系統實際回報為準、不設預估上限」（v2.11.69 新增）</w:t>
+      </w:r>
+    </w:p>
+    <w:p>
+      <w:pPr>
+        <w:spacing w:after="80" w:line="360" w:lineRule="auto"/>
+        <w:ind w:firstLine="482"/>
+      </w:pPr>
+      <w:r>
+        <w:rPr>
+          <w:rFonts w:ascii="Times New Roman" w:hAnsi="Times New Roman" w:eastAsia="PMingLiU"/>
+          <w:b w:val="0"/>
+          <w:sz w:val="24"/>
+        </w:rPr>
+        <w:t xml:space="preserve">   • 葉片採收量登錄紀錄表（核准時為空）</w:t>
+      </w:r>
+    </w:p>
+    <w:p>
+      <w:pPr>
+        <w:spacing w:after="80" w:line="360" w:lineRule="auto"/>
+        <w:ind w:firstLine="482"/>
+      </w:pPr>
+      <w:r>
+        <w:rPr>
+          <w:rFonts w:ascii="Times New Roman" w:hAnsi="Times New Roman" w:eastAsia="PMingLiU"/>
+          <w:b w:val="0"/>
+          <w:sz w:val="24"/>
+        </w:rPr>
+        <w:t xml:space="preserve">   • 申請人簽章 + 分署核章欄</w:t>
       </w:r>
     </w:p>
     <w:p>
@@ -2791,7 +4004,7 @@
           <w:b w:val="0"/>
           <w:sz w:val="24"/>
         </w:rPr>
-        <w:t>2. 點開剛核准之案件，演示「填報葉片採收量」（可分批多次回報）。</w:t>
+        <w:t>2. 點開剛核准之案件，演示「＋ 填報葉片採收量」（可分批多次回報）。</w:t>
       </w:r>
     </w:p>
     <w:p>
@@ -2805,7 +4018,7 @@
           <w:b w:val="0"/>
           <w:sz w:val="24"/>
         </w:rPr>
-        <w:t>3. 展示累計回報量 vs 核准量之百分比指示（綠 / 黃 / 紅警示）。</w:t>
+        <w:t>3. 填入採收日期、實際鮮葉重(kg)，選填乾燥後重、含水率、批次、備註。送出後 toast</w:t>
       </w:r>
     </w:p>
     <w:p>
@@ -2819,7 +4032,77 @@
           <w:b w:val="0"/>
           <w:sz w:val="24"/>
         </w:rPr>
-        <w:t>4. 全數回報完成後按「✅ 回報完畢並結案」結束本筆案件。</w:t>
+        <w:t xml:space="preserve">   顯示「✅ 已回報，累計 X kg」（v2.11.69 起不再做核准量對照、無達成率／超量警示）。</w:t>
+      </w:r>
+    </w:p>
+    <w:p>
+      <w:pPr>
+        <w:spacing w:after="80" w:line="360" w:lineRule="auto"/>
+        <w:ind w:firstLine="482"/>
+      </w:pPr>
+      <w:r>
+        <w:rPr>
+          <w:rFonts w:ascii="Times New Roman" w:hAnsi="Times New Roman" w:eastAsia="PMingLiU"/>
+          <w:b w:val="0"/>
+          <w:sz w:val="24"/>
+        </w:rPr>
+        <w:t>4. 系統首筆回報時自動推進狀態 approved → harvesting；卡片即時顯示「已回報葉片採收</w:t>
+      </w:r>
+    </w:p>
+    <w:p>
+      <w:pPr>
+        <w:spacing w:after="80" w:line="360" w:lineRule="auto"/>
+        <w:ind w:firstLine="482"/>
+      </w:pPr>
+      <w:r>
+        <w:rPr>
+          <w:rFonts w:ascii="Times New Roman" w:hAnsi="Times New Roman" w:eastAsia="PMingLiU"/>
+          <w:b w:val="0"/>
+          <w:sz w:val="24"/>
+        </w:rPr>
+        <w:t xml:space="preserve">   累計：X kg」與明細表。</w:t>
+      </w:r>
+    </w:p>
+    <w:p>
+      <w:pPr>
+        <w:spacing w:after="80" w:line="360" w:lineRule="auto"/>
+        <w:ind w:firstLine="482"/>
+      </w:pPr>
+      <w:r>
+        <w:rPr>
+          <w:rFonts w:ascii="Times New Roman" w:hAnsi="Times New Roman" w:eastAsia="PMingLiU"/>
+          <w:b w:val="0"/>
+          <w:sz w:val="24"/>
+        </w:rPr>
+        <w:t>5. 全數回報完成後按「✅ 回報完畢並結案」結束本筆案件；</w:t>
+      </w:r>
+    </w:p>
+    <w:p>
+      <w:pPr>
+        <w:spacing w:after="80" w:line="360" w:lineRule="auto"/>
+        <w:ind w:firstLine="482"/>
+      </w:pPr>
+      <w:r>
+        <w:rPr>
+          <w:rFonts w:ascii="Times New Roman" w:hAnsi="Times New Roman" w:eastAsia="PMingLiU"/>
+          <w:b w:val="0"/>
+          <w:sz w:val="24"/>
+        </w:rPr>
+        <w:t xml:space="preserve">   confirm 對話框列出「累計回報葉片採收量：X kg」（不再對照核准量、v2.11.69 簡化）。</w:t>
+      </w:r>
+    </w:p>
+    <w:p>
+      <w:pPr>
+        <w:spacing w:after="80" w:line="360" w:lineRule="auto"/>
+        <w:ind w:firstLine="482"/>
+      </w:pPr>
+      <w:r>
+        <w:rPr>
+          <w:rFonts w:ascii="Times New Roman" w:hAnsi="Times New Roman" w:eastAsia="PMingLiU"/>
+          <w:b w:val="0"/>
+          <w:sz w:val="24"/>
+        </w:rPr>
+        <w:t>6. 結案閘門：rules 與 client 雙擋零回報結案（必須 totalLogged_kg &gt; 0 才能 → completed）。</w:t>
       </w:r>
     </w:p>
     <w:p>
@@ -2861,7 +4144,7 @@
           <w:b w:val="0"/>
           <w:sz w:val="24"/>
         </w:rPr>
-        <w:t>2. 展示已結案案件之依林農 / 狀態彙整表，與「申請量 / 已回報 / 達成率」指標。</w:t>
+        <w:t>2. 展示三個區塊：</w:t>
       </w:r>
     </w:p>
     <w:p>
@@ -2875,7 +4158,63 @@
           <w:b w:val="0"/>
           <w:sz w:val="24"/>
         </w:rPr>
-        <w:t>3. 演示「匯出 Excel」供共同銷售前資料整理。</w:t>
+        <w:t xml:space="preserve">   • 📋 專區總覽：申請案件數、狀態分布、已回報葉片採收量總計</w:t>
+      </w:r>
+    </w:p>
+    <w:p>
+      <w:pPr>
+        <w:spacing w:after="80" w:line="360" w:lineRule="auto"/>
+        <w:ind w:firstLine="482"/>
+      </w:pPr>
+      <w:r>
+        <w:rPr>
+          <w:rFonts w:ascii="Times New Roman" w:hAnsi="Times New Roman" w:eastAsia="PMingLiU"/>
+          <w:b w:val="0"/>
+          <w:sz w:val="24"/>
+        </w:rPr>
+        <w:t xml:space="preserve">   • 🤝 依林農葉片採收彙整（共同銷售）：三欄表「林農／案件數／已回報葉片採收量(kg)」</w:t>
+      </w:r>
+    </w:p>
+    <w:p>
+      <w:pPr>
+        <w:spacing w:after="80" w:line="360" w:lineRule="auto"/>
+        <w:ind w:firstLine="482"/>
+      </w:pPr>
+      <w:r>
+        <w:rPr>
+          <w:rFonts w:ascii="Times New Roman" w:hAnsi="Times New Roman" w:eastAsia="PMingLiU"/>
+          <w:b w:val="0"/>
+          <w:sz w:val="24"/>
+        </w:rPr>
+        <w:t xml:space="preserve">     依採收量降序排列；無達成率欄（v2.11.41 拍板）</w:t>
+      </w:r>
+    </w:p>
+    <w:p>
+      <w:pPr>
+        <w:spacing w:after="80" w:line="360" w:lineRule="auto"/>
+        <w:ind w:firstLine="482"/>
+      </w:pPr>
+      <w:r>
+        <w:rPr>
+          <w:rFonts w:ascii="Times New Roman" w:hAnsi="Times New Roman" w:eastAsia="PMingLiU"/>
+          <w:b w:val="0"/>
+          <w:sz w:val="24"/>
+        </w:rPr>
+        <w:t xml:space="preserve">   • 📋 各申請案（唯讀）：每筆顯示申請人／狀態／文號／林地／已回報量／採取許可單按鈕</w:t>
+      </w:r>
+    </w:p>
+    <w:p>
+      <w:pPr>
+        <w:spacing w:after="80" w:line="360" w:lineRule="auto"/>
+        <w:ind w:firstLine="482"/>
+      </w:pPr>
+      <w:r>
+        <w:rPr>
+          <w:rFonts w:ascii="Times New Roman" w:hAnsi="Times New Roman" w:eastAsia="PMingLiU"/>
+          <w:b w:val="0"/>
+          <w:sz w:val="24"/>
+        </w:rPr>
+        <w:t>3. 演示「📥 匯出 Excel」供共同銷售前資料整理。</w:t>
       </w:r>
     </w:p>
     <w:p>
@@ -2915,7 +4254,7 @@
           <w:b/>
           <w:sz w:val="28"/>
         </w:rPr>
-        <w:t>一、6/6 後規劃之開發工作</w:t>
+        <w:t>一、5/30 dry-run 後已修補完成（v2.11.68 / v2.11.69 ship）</w:t>
       </w:r>
     </w:p>
     <w:tbl>
@@ -2925,10 +4264,239 @@
         <w:tblLook w:firstColumn="1" w:firstRow="1" w:lastColumn="0" w:lastRow="0" w:noHBand="0" w:noVBand="1" w:val="04A0"/>
       </w:tblPr>
       <w:tblGrid>
-        <w:gridCol w:w="2493"/>
-        <w:gridCol w:w="2493"/>
-        <w:gridCol w:w="2493"/>
-        <w:gridCol w:w="2493"/>
+        <w:gridCol w:w="3324"/>
+        <w:gridCol w:w="3324"/>
+        <w:gridCol w:w="3324"/>
+      </w:tblGrid>
+      <w:tr>
+        <w:tc>
+          <w:tcPr>
+            <w:tcW w:type="dxa" w:w="1134"/>
+            <w:shd w:fill="DCE6F1"/>
+          </w:tcPr>
+          <w:p>
+            <w:pPr>
+              <w:jc w:val="center"/>
+            </w:pPr>
+            <w:r/>
+            <w:r>
+              <w:rPr>
+                <w:rFonts w:ascii="Times New Roman" w:hAnsi="Times New Roman" w:eastAsia="PMingLiU"/>
+                <w:b/>
+                <w:sz w:val="22"/>
+              </w:rPr>
+              <w:t>代號</w:t>
+            </w:r>
+          </w:p>
+        </w:tc>
+        <w:tc>
+          <w:tcPr>
+            <w:tcW w:type="dxa" w:w="5386"/>
+            <w:shd w:fill="DCE6F1"/>
+          </w:tcPr>
+          <w:p>
+            <w:pPr>
+              <w:jc w:val="center"/>
+            </w:pPr>
+            <w:r/>
+            <w:r>
+              <w:rPr>
+                <w:rFonts w:ascii="Times New Roman" w:hAnsi="Times New Roman" w:eastAsia="PMingLiU"/>
+                <w:b/>
+                <w:sz w:val="22"/>
+              </w:rPr>
+              <w:t>項目</w:t>
+            </w:r>
+          </w:p>
+        </w:tc>
+        <w:tc>
+          <w:tcPr>
+            <w:tcW w:type="dxa" w:w="1984"/>
+            <w:shd w:fill="DCE6F1"/>
+          </w:tcPr>
+          <w:p>
+            <w:pPr>
+              <w:jc w:val="center"/>
+            </w:pPr>
+            <w:r/>
+            <w:r>
+              <w:rPr>
+                <w:rFonts w:ascii="Times New Roman" w:hAnsi="Times New Roman" w:eastAsia="PMingLiU"/>
+                <w:b/>
+                <w:sz w:val="22"/>
+              </w:rPr>
+              <w:t>完成版本</w:t>
+            </w:r>
+          </w:p>
+        </w:tc>
+      </w:tr>
+      <w:tr>
+        <w:tc>
+          <w:tcPr>
+            <w:tcW w:type="dxa" w:w="1134"/>
+          </w:tcPr>
+          <w:p>
+            <w:r/>
+            <w:r>
+              <w:rPr>
+                <w:rFonts w:ascii="Times New Roman" w:hAnsi="Times New Roman" w:eastAsia="PMingLiU"/>
+                <w:sz w:val="20"/>
+              </w:rPr>
+              <w:t>F1</w:t>
+            </w:r>
+          </w:p>
+        </w:tc>
+        <w:tc>
+          <w:tcPr>
+            <w:tcW w:type="dxa" w:w="5386"/>
+          </w:tcPr>
+          <w:p>
+            <w:r/>
+            <w:r>
+              <w:rPr>
+                <w:rFonts w:ascii="Times New Roman" w:hAnsi="Times New Roman" w:eastAsia="PMingLiU"/>
+                <w:sz w:val="20"/>
+              </w:rPr>
+              <w:t>純行政專案地圖頁立木 UI 殘留（著色依據 radio + 樣區邊界 checkbox）</w:t>
+            </w:r>
+          </w:p>
+        </w:tc>
+        <w:tc>
+          <w:tcPr>
+            <w:tcW w:type="dxa" w:w="1984"/>
+          </w:tcPr>
+          <w:p>
+            <w:r/>
+            <w:r>
+              <w:rPr>
+                <w:rFonts w:ascii="Times New Roman" w:hAnsi="Times New Roman" w:eastAsia="PMingLiU"/>
+                <w:sz w:val="20"/>
+              </w:rPr>
+              <w:t>v2.11.68</w:t>
+            </w:r>
+          </w:p>
+        </w:tc>
+      </w:tr>
+      <w:tr>
+        <w:tc>
+          <w:tcPr>
+            <w:tcW w:type="dxa" w:w="1134"/>
+          </w:tcPr>
+          <w:p>
+            <w:r/>
+            <w:r>
+              <w:rPr>
+                <w:rFonts w:ascii="Times New Roman" w:hAnsi="Times New Roman" w:eastAsia="PMingLiU"/>
+                <w:sz w:val="20"/>
+              </w:rPr>
+              <w:t>F5</w:t>
+            </w:r>
+          </w:p>
+        </w:tc>
+        <w:tc>
+          <w:tcPr>
+            <w:tcW w:type="dxa" w:w="5386"/>
+          </w:tcPr>
+          <w:p>
+            <w:r/>
+            <w:r>
+              <w:rPr>
+                <w:rFonts w:ascii="Times New Roman" w:hAnsi="Times New Roman" w:eastAsia="PMingLiU"/>
+                <w:sz w:val="20"/>
+              </w:rPr>
+              <w:t>修枝申請表單欄位順序（picker / mini-map 移到最上）</w:t>
+            </w:r>
+          </w:p>
+        </w:tc>
+        <w:tc>
+          <w:tcPr>
+            <w:tcW w:type="dxa" w:w="1984"/>
+          </w:tcPr>
+          <w:p>
+            <w:r/>
+            <w:r>
+              <w:rPr>
+                <w:rFonts w:ascii="Times New Roman" w:hAnsi="Times New Roman" w:eastAsia="PMingLiU"/>
+                <w:sz w:val="20"/>
+              </w:rPr>
+              <w:t>v2.11.68</w:t>
+            </w:r>
+          </w:p>
+        </w:tc>
+      </w:tr>
+      <w:tr>
+        <w:tc>
+          <w:tcPr>
+            <w:tcW w:type="dxa" w:w="1134"/>
+          </w:tcPr>
+          <w:p>
+            <w:r/>
+            <w:r>
+              <w:rPr>
+                <w:rFonts w:ascii="Times New Roman" w:hAnsi="Times New Roman" w:eastAsia="PMingLiU"/>
+                <w:sz w:val="20"/>
+              </w:rPr>
+              <w:t>F6 → 業務拍板</w:t>
+            </w:r>
+          </w:p>
+        </w:tc>
+        <w:tc>
+          <w:tcPr>
+            <w:tcW w:type="dxa" w:w="5386"/>
+          </w:tcPr>
+          <w:p>
+            <w:r/>
+            <w:r>
+              <w:rPr>
+                <w:rFonts w:ascii="Times New Roman" w:hAnsi="Times New Roman" w:eastAsia="PMingLiU"/>
+                <w:sz w:val="20"/>
+              </w:rPr>
+              <w:t>拿掉「核准採收量」概念（許可不預估上限、實際回報為準）</w:t>
+            </w:r>
+          </w:p>
+        </w:tc>
+        <w:tc>
+          <w:tcPr>
+            <w:tcW w:type="dxa" w:w="1984"/>
+          </w:tcPr>
+          <w:p>
+            <w:r/>
+            <w:r>
+              <w:rPr>
+                <w:rFonts w:ascii="Times New Roman" w:hAnsi="Times New Roman" w:eastAsia="PMingLiU"/>
+                <w:sz w:val="20"/>
+              </w:rPr>
+              <w:t>v2.11.69</w:t>
+            </w:r>
+          </w:p>
+        </w:tc>
+      </w:tr>
+    </w:tbl>
+    <w:p>
+      <w:pPr>
+        <w:spacing w:before="160" w:after="120"/>
+      </w:pPr>
+      <w:r>
+        <w:rPr>
+          <w:rFonts w:ascii="Times New Roman" w:hAnsi="Times New Roman" w:eastAsia="PMingLiU"/>
+          <w:b/>
+          <w:sz w:val="28"/>
+        </w:rPr>
+        <w:t>二、6/6 後規劃之開發工作</w:t>
+      </w:r>
+    </w:p>
+    <w:tbl>
+      <w:tblPr>
+        <w:tblStyle w:val="LightGrid-Accent1"/>
+        <w:tblW w:type="auto" w:w="0"/>
+        <w:tblLook w:firstColumn="1" w:firstRow="1" w:lastColumn="0" w:lastRow="0" w:noHBand="0" w:noVBand="1" w:val="04A0"/>
+      </w:tblPr>
+      <w:tblGrid>
+        <w:gridCol w:w="1994"/>
+        <w:gridCol w:w="1994"/>
+        <w:gridCol w:w="1994"/>
+        <w:gridCol w:w="1994"/>
+        <w:gridCol w:w="1994"/>
       </w:tblGrid>
       <w:tr>
         <w:tc>
@@ -2948,6 +4516,26 @@
                 <w:sz w:val="22"/>
               </w:rPr>
               <w:t>優先序</w:t>
+            </w:r>
+          </w:p>
+        </w:tc>
+        <w:tc>
+          <w:tcPr>
+            <w:tcW w:type="dxa" w:w="850"/>
+            <w:shd w:fill="DCE6F1"/>
+          </w:tcPr>
+          <w:p>
+            <w:pPr>
+              <w:jc w:val="center"/>
+            </w:pPr>
+            <w:r/>
+            <w:r>
+              <w:rPr>
+                <w:rFonts w:ascii="Times New Roman" w:hAnsi="Times New Roman" w:eastAsia="PMingLiU"/>
+                <w:b/>
+                <w:sz w:val="22"/>
+              </w:rPr>
+              <w:t>代號</w:t>
             </w:r>
           </w:p>
         </w:tc>
@@ -2993,7 +4581,7 @@
         </w:tc>
         <w:tc>
           <w:tcPr>
-            <w:tcW w:type="dxa" w:w="1701"/>
+            <w:tcW w:type="dxa" w:w="1417"/>
             <w:shd w:fill="DCE6F1"/>
           </w:tcPr>
           <w:p>
@@ -3030,6 +4618,21 @@
         </w:tc>
         <w:tc>
           <w:tcPr>
+            <w:tcW w:type="dxa" w:w="850"/>
+          </w:tcPr>
+          <w:p>
+            <w:r/>
+            <w:r>
+              <w:rPr>
+                <w:rFonts w:ascii="Times New Roman" w:hAnsi="Times New Roman" w:eastAsia="PMingLiU"/>
+                <w:sz w:val="20"/>
+              </w:rPr>
+              <w:t>—</w:t>
+            </w:r>
+          </w:p>
+        </w:tc>
+        <w:tc>
+          <w:tcPr>
             <w:tcW w:type="dxa" w:w="4252"/>
           </w:tcPr>
           <w:p>
@@ -3060,7 +4663,7 @@
         </w:tc>
         <w:tc>
           <w:tcPr>
-            <w:tcW w:type="dxa" w:w="1701"/>
+            <w:tcW w:type="dxa" w:w="1417"/>
           </w:tcPr>
           <w:p>
             <w:r/>
@@ -3069,7 +4672,7 @@
                 <w:rFonts w:ascii="Times New Roman" w:hAnsi="Times New Roman" w:eastAsia="PMingLiU"/>
                 <w:sz w:val="20"/>
               </w:rPr>
-              <w:t>6 月中</w:t>
+              <w:t>v2.11.70（6 月中）</w:t>
             </w:r>
           </w:p>
         </w:tc>
@@ -3087,6 +4690,21 @@
                 <w:sz w:val="20"/>
               </w:rPr>
               <w:t>P1</w:t>
+            </w:r>
+          </w:p>
+        </w:tc>
+        <w:tc>
+          <w:tcPr>
+            <w:tcW w:type="dxa" w:w="850"/>
+          </w:tcPr>
+          <w:p>
+            <w:r/>
+            <w:r>
+              <w:rPr>
+                <w:rFonts w:ascii="Times New Roman" w:hAnsi="Times New Roman" w:eastAsia="PMingLiU"/>
+                <w:sz w:val="20"/>
+              </w:rPr>
+              <w:t>—</w:t>
             </w:r>
           </w:p>
         </w:tc>
@@ -3122,7 +4740,7 @@
         </w:tc>
         <w:tc>
           <w:tcPr>
-            <w:tcW w:type="dxa" w:w="1701"/>
+            <w:tcW w:type="dxa" w:w="1417"/>
           </w:tcPr>
           <w:p>
             <w:r/>
@@ -3149,6 +4767,21 @@
                 <w:sz w:val="20"/>
               </w:rPr>
               <w:t>P2</w:t>
+            </w:r>
+          </w:p>
+        </w:tc>
+        <w:tc>
+          <w:tcPr>
+            <w:tcW w:type="dxa" w:w="850"/>
+          </w:tcPr>
+          <w:p>
+            <w:r/>
+            <w:r>
+              <w:rPr>
+                <w:rFonts w:ascii="Times New Roman" w:hAnsi="Times New Roman" w:eastAsia="PMingLiU"/>
+                <w:sz w:val="20"/>
+              </w:rPr>
+              <w:t>—</w:t>
             </w:r>
           </w:p>
         </w:tc>
@@ -3184,7 +4817,7 @@
         </w:tc>
         <w:tc>
           <w:tcPr>
-            <w:tcW w:type="dxa" w:w="1701"/>
+            <w:tcW w:type="dxa" w:w="1417"/>
           </w:tcPr>
           <w:p>
             <w:r/>
@@ -3193,7 +4826,7 @@
                 <w:rFonts w:ascii="Times New Roman" w:hAnsi="Times New Roman" w:eastAsia="PMingLiU"/>
                 <w:sz w:val="20"/>
               </w:rPr>
-              <w:t>移交前</w:t>
+              <w:t>PI 移交前</w:t>
             </w:r>
           </w:p>
         </w:tc>
@@ -3216,6 +4849,21 @@
         </w:tc>
         <w:tc>
           <w:tcPr>
+            <w:tcW w:type="dxa" w:w="850"/>
+          </w:tcPr>
+          <w:p>
+            <w:r/>
+            <w:r>
+              <w:rPr>
+                <w:rFonts w:ascii="Times New Roman" w:hAnsi="Times New Roman" w:eastAsia="PMingLiU"/>
+                <w:sz w:val="20"/>
+              </w:rPr>
+              <w:t>—</w:t>
+            </w:r>
+          </w:p>
+        </w:tc>
+        <w:tc>
+          <w:tcPr>
             <w:tcW w:type="dxa" w:w="4252"/>
           </w:tcPr>
           <w:p>
@@ -3225,7 +4873,7 @@
                 <w:rFonts w:ascii="Times New Roman" w:hAnsi="Times New Roman" w:eastAsia="PMingLiU"/>
                 <w:sz w:val="20"/>
               </w:rPr>
-              <w:t>預設邊界檔從 Hosting 靜態檔遷至 Firestore boundaryPresets 集合（PII 保護）</w:t>
+              <w:t>預設邊界檔從 Hosting 靜態檔遷至 Firestore boundaryPresets 集合</w:t>
             </w:r>
           </w:p>
         </w:tc>
@@ -3246,7 +4894,7 @@
         </w:tc>
         <w:tc>
           <w:tcPr>
-            <w:tcW w:type="dxa" w:w="1701"/>
+            <w:tcW w:type="dxa" w:w="1417"/>
           </w:tcPr>
           <w:p>
             <w:r/>
@@ -3255,7 +4903,7 @@
                 <w:rFonts w:ascii="Times New Roman" w:hAnsi="Times New Roman" w:eastAsia="PMingLiU"/>
                 <w:sz w:val="20"/>
               </w:rPr>
-              <w:t>視風險評估</w:t>
+              <w:t>視 PII 風險評估</w:t>
             </w:r>
           </w:p>
         </w:tc>
@@ -3273,6 +4921,175 @@
                 <w:sz w:val="20"/>
               </w:rPr>
               <w:t>P4</w:t>
+            </w:r>
+          </w:p>
+        </w:tc>
+        <w:tc>
+          <w:tcPr>
+            <w:tcW w:type="dxa" w:w="850"/>
+          </w:tcPr>
+          <w:p>
+            <w:r/>
+            <w:r>
+              <w:rPr>
+                <w:rFonts w:ascii="Times New Roman" w:hAnsi="Times New Roman" w:eastAsia="PMingLiU"/>
+                <w:sz w:val="20"/>
+              </w:rPr>
+              <w:t>F3</w:t>
+            </w:r>
+          </w:p>
+        </w:tc>
+        <w:tc>
+          <w:tcPr>
+            <w:tcW w:type="dxa" w:w="4252"/>
+          </w:tcPr>
+          <w:p>
+            <w:r/>
+            <w:r>
+              <w:rPr>
+                <w:rFonts w:ascii="Times New Roman" w:hAnsi="Times New Roman" w:eastAsia="PMingLiU"/>
+                <w:sz w:val="20"/>
+              </w:rPr>
+              <w:t>Tailwind CDN → CLI build / PostCSS 整合</w:t>
+            </w:r>
+          </w:p>
+        </w:tc>
+        <w:tc>
+          <w:tcPr>
+            <w:tcW w:type="dxa" w:w="1417"/>
+          </w:tcPr>
+          <w:p>
+            <w:r/>
+            <w:r>
+              <w:rPr>
+                <w:rFonts w:ascii="Times New Roman" w:hAnsi="Times New Roman" w:eastAsia="PMingLiU"/>
+                <w:sz w:val="20"/>
+              </w:rPr>
+              <w:t>1 小時</w:t>
+            </w:r>
+          </w:p>
+        </w:tc>
+        <w:tc>
+          <w:tcPr>
+            <w:tcW w:type="dxa" w:w="1417"/>
+          </w:tcPr>
+          <w:p>
+            <w:r/>
+            <w:r>
+              <w:rPr>
+                <w:rFonts w:ascii="Times New Roman" w:hAnsi="Times New Roman" w:eastAsia="PMingLiU"/>
+                <w:sz w:val="20"/>
+              </w:rPr>
+              <w:t>下季度</w:t>
+            </w:r>
+          </w:p>
+        </w:tc>
+      </w:tr>
+      <w:tr>
+        <w:tc>
+          <w:tcPr>
+            <w:tcW w:type="dxa" w:w="850"/>
+          </w:tcPr>
+          <w:p>
+            <w:r/>
+            <w:r>
+              <w:rPr>
+                <w:rFonts w:ascii="Times New Roman" w:hAnsi="Times New Roman" w:eastAsia="PMingLiU"/>
+                <w:sz w:val="20"/>
+              </w:rPr>
+              <w:t>P5</w:t>
+            </w:r>
+          </w:p>
+        </w:tc>
+        <w:tc>
+          <w:tcPr>
+            <w:tcW w:type="dxa" w:w="850"/>
+          </w:tcPr>
+          <w:p>
+            <w:r/>
+            <w:r>
+              <w:rPr>
+                <w:rFonts w:ascii="Times New Roman" w:hAnsi="Times New Roman" w:eastAsia="PMingLiU"/>
+                <w:sz w:val="20"/>
+              </w:rPr>
+              <w:t>F4</w:t>
+            </w:r>
+          </w:p>
+        </w:tc>
+        <w:tc>
+          <w:tcPr>
+            <w:tcW w:type="dxa" w:w="4252"/>
+          </w:tcPr>
+          <w:p>
+            <w:r/>
+            <w:r>
+              <w:rPr>
+                <w:rFonts w:ascii="Times New Roman" w:hAnsi="Times New Roman" w:eastAsia="PMingLiU"/>
+                <w:sz w:val="20"/>
+              </w:rPr>
+              <w:t>console.log 雜訊改為 verbose-only flag 控制</w:t>
+            </w:r>
+          </w:p>
+        </w:tc>
+        <w:tc>
+          <w:tcPr>
+            <w:tcW w:type="dxa" w:w="1417"/>
+          </w:tcPr>
+          <w:p>
+            <w:r/>
+            <w:r>
+              <w:rPr>
+                <w:rFonts w:ascii="Times New Roman" w:hAnsi="Times New Roman" w:eastAsia="PMingLiU"/>
+                <w:sz w:val="20"/>
+              </w:rPr>
+              <w:t>15 分鐘</w:t>
+            </w:r>
+          </w:p>
+        </w:tc>
+        <w:tc>
+          <w:tcPr>
+            <w:tcW w:type="dxa" w:w="1417"/>
+          </w:tcPr>
+          <w:p>
+            <w:r/>
+            <w:r>
+              <w:rPr>
+                <w:rFonts w:ascii="Times New Roman" w:hAnsi="Times New Roman" w:eastAsia="PMingLiU"/>
+                <w:sz w:val="20"/>
+              </w:rPr>
+              <w:t>下季度</w:t>
+            </w:r>
+          </w:p>
+        </w:tc>
+      </w:tr>
+      <w:tr>
+        <w:tc>
+          <w:tcPr>
+            <w:tcW w:type="dxa" w:w="850"/>
+          </w:tcPr>
+          <w:p>
+            <w:r/>
+            <w:r>
+              <w:rPr>
+                <w:rFonts w:ascii="Times New Roman" w:hAnsi="Times New Roman" w:eastAsia="PMingLiU"/>
+                <w:sz w:val="20"/>
+              </w:rPr>
+              <w:t>P6</w:t>
+            </w:r>
+          </w:p>
+        </w:tc>
+        <w:tc>
+          <w:tcPr>
+            <w:tcW w:type="dxa" w:w="850"/>
+          </w:tcPr>
+          <w:p>
+            <w:r/>
+            <w:r>
+              <w:rPr>
+                <w:rFonts w:ascii="Times New Roman" w:hAnsi="Times New Roman" w:eastAsia="PMingLiU"/>
+                <w:sz w:val="20"/>
+              </w:rPr>
+              <w:t>—</w:t>
             </w:r>
           </w:p>
         </w:tc>
@@ -3308,7 +5125,7 @@
         </w:tc>
         <w:tc>
           <w:tcPr>
-            <w:tcW w:type="dxa" w:w="1701"/>
+            <w:tcW w:type="dxa" w:w="1417"/>
           </w:tcPr>
           <w:p>
             <w:r/>
@@ -3333,7 +5150,7 @@
           <w:b/>
           <w:sz w:val="28"/>
         </w:rPr>
-        <w:t>二、已知技術限制與風險</w:t>
+        <w:t>三、已知技術限制與風險</w:t>
       </w:r>
     </w:p>
     <w:p>
@@ -3418,6 +5235,62 @@
           <w:sz w:val="24"/>
         </w:rPr>
         <w:t>v2.11.54 以前上傳之邊界僅保留 geometry、未保留 properties。升級至v2.11.55 後，須由 admin 進入「✏️ 編輯專案 → 📐 專案邊界 → 📥 預設邊界 → 載入 → 儲存」一次性升級為含 metadata 之 FeatureCollection。此手動步驟僅需做一次，後續上傳即自動為新格式。</w:t>
+      </w:r>
+    </w:p>
+    <w:p>
+      <w:pPr>
+        <w:spacing w:before="160" w:after="120"/>
+        <w:ind w:firstLine="482"/>
+      </w:pPr>
+      <w:r>
+        <w:rPr>
+          <w:rFonts w:ascii="Times New Roman" w:hAnsi="Times New Roman" w:eastAsia="PMingLiU"/>
+          <w:b/>
+          <w:sz w:val="26"/>
+        </w:rPr>
+        <w:t>(四) Demo 機 Chrome 擴充功能 Console 噪音</w:t>
+      </w:r>
+    </w:p>
+    <w:p>
+      <w:pPr>
+        <w:spacing w:after="80" w:line="360" w:lineRule="auto"/>
+        <w:ind w:firstLine="482"/>
+      </w:pPr>
+      <w:r>
+        <w:rPr>
+          <w:rFonts w:ascii="Times New Roman" w:hAnsi="Times New Roman" w:eastAsia="PMingLiU"/>
+          <w:b w:val="0"/>
+          <w:sz w:val="24"/>
+        </w:rPr>
+        <w:t>5/30 dry-run 確認 Console 紅字「A listener indicated an asynchronous response by returning true, but the message channel closed」為 Chrome 擴充功能造成、非系統 bug。demo 機建議使用無痕視窗 + 停用全部擴充功能以避免 DevTools 展示時的視覺干擾。</w:t>
+      </w:r>
+    </w:p>
+    <w:p>
+      <w:pPr>
+        <w:spacing w:before="160" w:after="120"/>
+        <w:ind w:firstLine="482"/>
+      </w:pPr>
+      <w:r>
+        <w:rPr>
+          <w:rFonts w:ascii="Times New Roman" w:hAnsi="Times New Roman" w:eastAsia="PMingLiU"/>
+          <w:b/>
+          <w:sz w:val="26"/>
+        </w:rPr>
+        <w:t>(五) approvedAmount_kg 既有資料保留</w:t>
+      </w:r>
+    </w:p>
+    <w:p>
+      <w:pPr>
+        <w:spacing w:after="80" w:line="360" w:lineRule="auto"/>
+        <w:ind w:firstLine="482"/>
+      </w:pPr>
+      <w:r>
+        <w:rPr>
+          <w:rFonts w:ascii="Times New Roman" w:hAnsi="Times New Roman" w:eastAsia="PMingLiU"/>
+          <w:b w:val="0"/>
+          <w:sz w:val="24"/>
+        </w:rPr>
+        <w:t>v2.11.69 砍掉「核准採收量」概念後，既有 Firestore 內已存兩筆測試資料（吳宏斌 null kg、陳璽元 0.9 kg）approvedAmount_kg 欄位仍保留。UI 已全面隱藏不顯示，業務上不影響；schema 保留欄位以利向後相容，若未來改變心意可恢復顯示。若 6/6 前希望徹底清理，可於 admin 端執行 Firestore migration腳本將欄位 unset。</w:t>
       </w:r>
     </w:p>
     <w:p>
@@ -3460,7 +5333,7 @@
       <w:tr>
         <w:tc>
           <w:tcPr>
-            <w:tcW w:type="dxa" w:w="2835"/>
+            <w:tcW w:type="dxa" w:w="3118"/>
             <w:shd w:fill="DCE6F1"/>
           </w:tcPr>
           <w:p>
@@ -3480,7 +5353,7 @@
         </w:tc>
         <w:tc>
           <w:tcPr>
-            <w:tcW w:type="dxa" w:w="3685"/>
+            <w:tcW w:type="dxa" w:w="3402"/>
             <w:shd w:fill="DCE6F1"/>
           </w:tcPr>
           <w:p>
@@ -3522,7 +5395,7 @@
       <w:tr>
         <w:tc>
           <w:tcPr>
-            <w:tcW w:type="dxa" w:w="2835"/>
+            <w:tcW w:type="dxa" w:w="3118"/>
           </w:tcPr>
           <w:p>
             <w:r/>
@@ -3537,7 +5410,7 @@
         </w:tc>
         <w:tc>
           <w:tcPr>
-            <w:tcW w:type="dxa" w:w="3685"/>
+            <w:tcW w:type="dxa" w:w="3402"/>
           </w:tcPr>
           <w:p>
             <w:r/>
@@ -3569,7 +5442,7 @@
       <w:tr>
         <w:tc>
           <w:tcPr>
-            <w:tcW w:type="dxa" w:w="2835"/>
+            <w:tcW w:type="dxa" w:w="3118"/>
           </w:tcPr>
           <w:p>
             <w:r/>
@@ -3584,7 +5457,7 @@
         </w:tc>
         <w:tc>
           <w:tcPr>
-            <w:tcW w:type="dxa" w:w="3685"/>
+            <w:tcW w:type="dxa" w:w="3402"/>
           </w:tcPr>
           <w:p>
             <w:r/>
@@ -3616,7 +5489,7 @@
       <w:tr>
         <w:tc>
           <w:tcPr>
-            <w:tcW w:type="dxa" w:w="2835"/>
+            <w:tcW w:type="dxa" w:w="3118"/>
           </w:tcPr>
           <w:p>
             <w:r/>
@@ -3631,7 +5504,7 @@
         </w:tc>
         <w:tc>
           <w:tcPr>
-            <w:tcW w:type="dxa" w:w="3685"/>
+            <w:tcW w:type="dxa" w:w="3402"/>
           </w:tcPr>
           <w:p>
             <w:r/>
@@ -3663,7 +5536,7 @@
       <w:tr>
         <w:tc>
           <w:tcPr>
-            <w:tcW w:type="dxa" w:w="2835"/>
+            <w:tcW w:type="dxa" w:w="3118"/>
           </w:tcPr>
           <w:p>
             <w:r/>
@@ -3678,7 +5551,7 @@
         </w:tc>
         <w:tc>
           <w:tcPr>
-            <w:tcW w:type="dxa" w:w="3685"/>
+            <w:tcW w:type="dxa" w:w="3402"/>
           </w:tcPr>
           <w:p>
             <w:r/>
@@ -3710,7 +5583,7 @@
       <w:tr>
         <w:tc>
           <w:tcPr>
-            <w:tcW w:type="dxa" w:w="2835"/>
+            <w:tcW w:type="dxa" w:w="3118"/>
           </w:tcPr>
           <w:p>
             <w:r/>
@@ -3725,7 +5598,7 @@
         </w:tc>
         <w:tc>
           <w:tcPr>
-            <w:tcW w:type="dxa" w:w="3685"/>
+            <w:tcW w:type="dxa" w:w="3402"/>
           </w:tcPr>
           <w:p>
             <w:r/>
@@ -3757,7 +5630,7 @@
       <w:tr>
         <w:tc>
           <w:tcPr>
-            <w:tcW w:type="dxa" w:w="2835"/>
+            <w:tcW w:type="dxa" w:w="3118"/>
           </w:tcPr>
           <w:p>
             <w:r/>
@@ -3772,7 +5645,7 @@
         </w:tc>
         <w:tc>
           <w:tcPr>
-            <w:tcW w:type="dxa" w:w="3685"/>
+            <w:tcW w:type="dxa" w:w="3402"/>
           </w:tcPr>
           <w:p>
             <w:r/>
@@ -3804,7 +5677,7 @@
       <w:tr>
         <w:tc>
           <w:tcPr>
-            <w:tcW w:type="dxa" w:w="2835"/>
+            <w:tcW w:type="dxa" w:w="3118"/>
           </w:tcPr>
           <w:p>
             <w:r/>
@@ -3819,7 +5692,7 @@
         </w:tc>
         <w:tc>
           <w:tcPr>
-            <w:tcW w:type="dxa" w:w="3685"/>
+            <w:tcW w:type="dxa" w:w="3402"/>
           </w:tcPr>
           <w:p>
             <w:r/>
@@ -3851,7 +5724,7 @@
       <w:tr>
         <w:tc>
           <w:tcPr>
-            <w:tcW w:type="dxa" w:w="2835"/>
+            <w:tcW w:type="dxa" w:w="3118"/>
           </w:tcPr>
           <w:p>
             <w:r/>
@@ -3866,7 +5739,7 @@
         </w:tc>
         <w:tc>
           <w:tcPr>
-            <w:tcW w:type="dxa" w:w="3685"/>
+            <w:tcW w:type="dxa" w:w="3402"/>
           </w:tcPr>
           <w:p>
             <w:r/>
@@ -3898,7 +5771,7 @@
       <w:tr>
         <w:tc>
           <w:tcPr>
-            <w:tcW w:type="dxa" w:w="2835"/>
+            <w:tcW w:type="dxa" w:w="3118"/>
           </w:tcPr>
           <w:p>
             <w:r/>
@@ -3913,7 +5786,7 @@
         </w:tc>
         <w:tc>
           <w:tcPr>
-            <w:tcW w:type="dxa" w:w="3685"/>
+            <w:tcW w:type="dxa" w:w="3402"/>
           </w:tcPr>
           <w:p>
             <w:r/>
@@ -3942,6 +5815,194 @@
           </w:p>
         </w:tc>
       </w:tr>
+      <w:tr>
+        <w:tc>
+          <w:tcPr>
+            <w:tcW w:type="dxa" w:w="3118"/>
+          </w:tcPr>
+          <w:p>
+            <w:r/>
+            <w:r>
+              <w:rPr>
+                <w:rFonts w:ascii="Times New Roman" w:hAnsi="Times New Roman" w:eastAsia="PMingLiU"/>
+                <w:sz w:val="20"/>
+              </w:rPr>
+              <w:t>applicantSeq / applicantDocNo</w:t>
+            </w:r>
+          </w:p>
+        </w:tc>
+        <w:tc>
+          <w:tcPr>
+            <w:tcW w:type="dxa" w:w="3402"/>
+          </w:tcPr>
+          <w:p>
+            <w:r/>
+            <w:r>
+              <w:rPr>
+                <w:rFonts w:ascii="Times New Roman" w:hAnsi="Times New Roman" w:eastAsia="PMingLiU"/>
+                <w:sz w:val="20"/>
+              </w:rPr>
+              <w:t>發文字號流水與字號（合作社編）</w:t>
+            </w:r>
+          </w:p>
+        </w:tc>
+        <w:tc>
+          <w:tcPr>
+            <w:tcW w:type="dxa" w:w="1701"/>
+          </w:tcPr>
+          <w:p>
+            <w:r/>
+            <w:r>
+              <w:rPr>
+                <w:rFonts w:ascii="Times New Roman" w:hAnsi="Times New Roman" w:eastAsia="PMingLiU"/>
+                <w:sz w:val="20"/>
+              </w:rPr>
+              <w:t>欄位</w:t>
+            </w:r>
+          </w:p>
+        </w:tc>
+      </w:tr>
+      <w:tr>
+        <w:tc>
+          <w:tcPr>
+            <w:tcW w:type="dxa" w:w="3118"/>
+          </w:tcPr>
+          <w:p>
+            <w:r/>
+            <w:r>
+              <w:rPr>
+                <w:rFonts w:ascii="Times New Roman" w:hAnsi="Times New Roman" w:eastAsia="PMingLiU"/>
+                <w:sz w:val="20"/>
+              </w:rPr>
+              <w:t>permitSeq / permitNo</w:t>
+            </w:r>
+          </w:p>
+        </w:tc>
+        <w:tc>
+          <w:tcPr>
+            <w:tcW w:type="dxa" w:w="3402"/>
+          </w:tcPr>
+          <w:p>
+            <w:r/>
+            <w:r>
+              <w:rPr>
+                <w:rFonts w:ascii="Times New Roman" w:hAnsi="Times New Roman" w:eastAsia="PMingLiU"/>
+                <w:sz w:val="20"/>
+              </w:rPr>
+              <w:t>法定許可文號流水與字號（分署編）</w:t>
+            </w:r>
+          </w:p>
+        </w:tc>
+        <w:tc>
+          <w:tcPr>
+            <w:tcW w:type="dxa" w:w="1701"/>
+          </w:tcPr>
+          <w:p>
+            <w:r/>
+            <w:r>
+              <w:rPr>
+                <w:rFonts w:ascii="Times New Roman" w:hAnsi="Times New Roman" w:eastAsia="PMingLiU"/>
+                <w:sz w:val="20"/>
+              </w:rPr>
+              <w:t>欄位</w:t>
+            </w:r>
+          </w:p>
+        </w:tc>
+      </w:tr>
+      <w:tr>
+        <w:tc>
+          <w:tcPr>
+            <w:tcW w:type="dxa" w:w="3118"/>
+          </w:tcPr>
+          <w:p>
+            <w:r/>
+            <w:r>
+              <w:rPr>
+                <w:rFonts w:ascii="Times New Roman" w:hAnsi="Times New Roman" w:eastAsia="PMingLiU"/>
+                <w:sz w:val="20"/>
+              </w:rPr>
+              <w:t>totalLogged_kg</w:t>
+            </w:r>
+          </w:p>
+        </w:tc>
+        <w:tc>
+          <w:tcPr>
+            <w:tcW w:type="dxa" w:w="3402"/>
+          </w:tcPr>
+          <w:p>
+            <w:r/>
+            <w:r>
+              <w:rPr>
+                <w:rFonts w:ascii="Times New Roman" w:hAnsi="Times New Roman" w:eastAsia="PMingLiU"/>
+                <w:sz w:val="20"/>
+              </w:rPr>
+              <w:t>葉片採收回報累計（denormalized）</w:t>
+            </w:r>
+          </w:p>
+        </w:tc>
+        <w:tc>
+          <w:tcPr>
+            <w:tcW w:type="dxa" w:w="1701"/>
+          </w:tcPr>
+          <w:p>
+            <w:r/>
+            <w:r>
+              <w:rPr>
+                <w:rFonts w:ascii="Times New Roman" w:hAnsi="Times New Roman" w:eastAsia="PMingLiU"/>
+                <w:sz w:val="20"/>
+              </w:rPr>
+              <w:t>欄位</w:t>
+            </w:r>
+          </w:p>
+        </w:tc>
+      </w:tr>
+      <w:tr>
+        <w:tc>
+          <w:tcPr>
+            <w:tcW w:type="dxa" w:w="3118"/>
+          </w:tcPr>
+          <w:p>
+            <w:r/>
+            <w:r>
+              <w:rPr>
+                <w:rFonts w:ascii="Times New Roman" w:hAnsi="Times New Roman" w:eastAsia="PMingLiU"/>
+                <w:sz w:val="20"/>
+              </w:rPr>
+              <w:t>approvedAmount_kg</w:t>
+            </w:r>
+          </w:p>
+        </w:tc>
+        <w:tc>
+          <w:tcPr>
+            <w:tcW w:type="dxa" w:w="3402"/>
+          </w:tcPr>
+          <w:p>
+            <w:r/>
+            <w:r>
+              <w:rPr>
+                <w:rFonts w:ascii="Times New Roman" w:hAnsi="Times New Roman" w:eastAsia="PMingLiU"/>
+                <w:sz w:val="20"/>
+              </w:rPr>
+              <w:t>核准採收量（v2.11.69 後 UI 全藏、寫 null）</w:t>
+            </w:r>
+          </w:p>
+        </w:tc>
+        <w:tc>
+          <w:tcPr>
+            <w:tcW w:type="dxa" w:w="1701"/>
+          </w:tcPr>
+          <w:p>
+            <w:r/>
+            <w:r>
+              <w:rPr>
+                <w:rFonts w:ascii="Times New Roman" w:hAnsi="Times New Roman" w:eastAsia="PMingLiU"/>
+                <w:sz w:val="20"/>
+              </w:rPr>
+              <w:t>欄位（保留）</w:t>
+            </w:r>
+          </w:p>
+        </w:tc>
+      </w:tr>
     </w:tbl>
     <w:p>
       <w:pPr>
@@ -4050,7 +6111,118 @@
           <w:b/>
           <w:sz w:val="28"/>
         </w:rPr>
-        <w:t>三、聯絡窗口</w:t>
+        <w:t>三、版本歷程與變動原則</w:t>
+      </w:r>
+    </w:p>
+    <w:p>
+      <w:pPr>
+        <w:spacing w:after="80" w:line="360" w:lineRule="auto"/>
+        <w:ind w:firstLine="482"/>
+      </w:pPr>
+      <w:r>
+        <w:rPr>
+          <w:rFonts w:ascii="Times New Roman" w:hAnsi="Times New Roman" w:eastAsia="PMingLiU"/>
+          <w:b w:val="0"/>
+          <w:sz w:val="24"/>
+        </w:rPr>
+        <w:t>完整 changelog 嵌於 service-worker.js 註解內（依版本倒序），可於該檔搜尋</w:t>
+      </w:r>
+    </w:p>
+    <w:p>
+      <w:pPr>
+        <w:spacing w:after="80" w:line="360" w:lineRule="auto"/>
+        <w:ind w:firstLine="482"/>
+      </w:pPr>
+      <w:r>
+        <w:rPr>
+          <w:rFonts w:ascii="Times New Roman" w:hAnsi="Times New Roman" w:eastAsia="PMingLiU"/>
+          <w:b w:val="0"/>
+          <w:sz w:val="24"/>
+        </w:rPr>
+        <w:t>「v2.11.XX」快速定位該版主要改動。本說明會聚焦於 v2.11.40（5/20 demo</w:t>
+      </w:r>
+    </w:p>
+    <w:p>
+      <w:pPr>
+        <w:spacing w:after="80" w:line="360" w:lineRule="auto"/>
+        <w:ind w:firstLine="482"/>
+      </w:pPr>
+      <w:r>
+        <w:rPr>
+          <w:rFonts w:ascii="Times New Roman" w:hAnsi="Times New Roman" w:eastAsia="PMingLiU"/>
+          <w:b w:val="0"/>
+          <w:sz w:val="24"/>
+        </w:rPr>
+        <w:t>版）至 v2.11.69（6/6 demo 版）之間的 29 個版本增量。版本變動原則：</w:t>
+      </w:r>
+    </w:p>
+    <w:p>
+      <w:pPr>
+        <w:spacing w:after="80" w:line="360" w:lineRule="auto"/>
+        <w:ind w:firstLine="482"/>
+      </w:pPr>
+      <w:r>
+        <w:rPr>
+          <w:rFonts w:ascii="Times New Roman" w:hAnsi="Times New Roman" w:eastAsia="PMingLiU"/>
+          <w:b w:val="0"/>
+          <w:sz w:val="24"/>
+        </w:rPr>
+        <w:t>1. ?v= cache busting 全 15 檔 lockstep，避免 ESM 雙實例載入。</w:t>
+      </w:r>
+    </w:p>
+    <w:p>
+      <w:pPr>
+        <w:spacing w:after="80" w:line="360" w:lineRule="auto"/>
+        <w:ind w:firstLine="482"/>
+      </w:pPr>
+      <w:r>
+        <w:rPr>
+          <w:rFonts w:ascii="Times New Roman" w:hAnsi="Times New Roman" w:eastAsia="PMingLiU"/>
+          <w:b w:val="0"/>
+          <w:sz w:val="24"/>
+        </w:rPr>
+        <w:t>2. SW CACHE 名稱依版本 bump，activate 時自動清除舊 cache。</w:t>
+      </w:r>
+    </w:p>
+    <w:p>
+      <w:pPr>
+        <w:spacing w:after="80" w:line="360" w:lineRule="auto"/>
+        <w:ind w:firstLine="482"/>
+      </w:pPr>
+      <w:r>
+        <w:rPr>
+          <w:rFonts w:ascii="Times New Roman" w:hAnsi="Times New Roman" w:eastAsia="PMingLiU"/>
+          <w:b w:val="0"/>
+          <w:sz w:val="24"/>
+        </w:rPr>
+        <w:t>3. Schema 變動以向後相容為原則（既有資料不破壞，舊版讀新欄位視為缺值）。</w:t>
+      </w:r>
+    </w:p>
+    <w:p>
+      <w:pPr>
+        <w:spacing w:after="80" w:line="360" w:lineRule="auto"/>
+        <w:ind w:firstLine="482"/>
+      </w:pPr>
+      <w:r>
+        <w:rPr>
+          <w:rFonts w:ascii="Times New Roman" w:hAnsi="Times New Roman" w:eastAsia="PMingLiU"/>
+          <w:b w:val="0"/>
+          <w:sz w:val="24"/>
+        </w:rPr>
+        <w:t>4. Rules 變動同步保留向後相容（舊欄位於白名單，新欄位加 validate）。</w:t>
+      </w:r>
+    </w:p>
+    <w:p>
+      <w:pPr>
+        <w:spacing w:before="160" w:after="120"/>
+      </w:pPr>
+      <w:r>
+        <w:rPr>
+          <w:rFonts w:ascii="Times New Roman" w:hAnsi="Times New Roman" w:eastAsia="PMingLiU"/>
+          <w:b/>
+          <w:sz w:val="28"/>
+        </w:rPr>
+        <w:t>四、聯絡窗口</w:t>
       </w:r>
     </w:p>
     <w:p>
